--- a/divers Rapport/dossier pro CDA.docx
+++ b/divers Rapport/dossier pro CDA.docx
@@ -1953,7 +1953,33 @@
               <w:rPr>
                 <w:color w:val="404040"/>
               </w:rPr>
-              <w:t xml:space="preserve"> Intitulé de l’exemple n° 1  </w:t>
+              <w:t xml:space="preserve"> Intitulé de l’exemple n</w:t>
+            </w:r>
+            <w:r>
+              <w:rPr>
+                <w:color w:val="404040"/>
+              </w:rPr>
+              <w:t xml:space="preserve">° </w:t>
+            </w:r>
+            <w:proofErr w:type="gramStart"/>
+            <w:r>
+              <w:rPr>
+                <w:color w:val="404040"/>
+              </w:rPr>
+              <w:t xml:space="preserve">1  </w:t>
+            </w:r>
+            <w:r>
+              <w:rPr>
+                <w:color w:val="404040"/>
+              </w:rPr>
+              <w:t>gestion</w:t>
+            </w:r>
+            <w:proofErr w:type="gramEnd"/>
+            <w:r>
+              <w:rPr>
+                <w:color w:val="404040"/>
+              </w:rPr>
+              <w:t xml:space="preserve"> de l’environnement de travail</w:t>
             </w:r>
             <w:r>
               <w:rPr>
@@ -2068,19 +2094,26 @@
               <w:rPr>
                 <w:color w:val="404040"/>
               </w:rPr>
-              <w:t xml:space="preserve">2  </w:t>
+              <w:t>2 </w:t>
+            </w:r>
+            <w:r>
+              <w:rPr>
+                <w:color w:val="404040"/>
+              </w:rPr>
+              <w:t xml:space="preserve"> développement</w:t>
+            </w:r>
+            <w:proofErr w:type="gramEnd"/>
+            <w:r>
+              <w:rPr>
+                <w:color w:val="404040"/>
+              </w:rPr>
+              <w:t xml:space="preserve"> interfaces utilisateurs</w:t>
             </w:r>
             <w:r>
               <w:rPr>
                 <w:color w:val="404040"/>
               </w:rPr>
               <w:tab/>
-            </w:r>
-            <w:proofErr w:type="gramEnd"/>
-            <w:r>
-              <w:rPr>
-                <w:color w:val="404040"/>
-              </w:rPr>
               <w:t>p.</w:t>
             </w:r>
           </w:p>
@@ -2195,13 +2228,20 @@
               <w:rPr>
                 <w:color w:val="404040"/>
               </w:rPr>
+              <w:t>contribution</w:t>
+            </w:r>
+            <w:proofErr w:type="gramEnd"/>
+            <w:r>
+              <w:rPr>
+                <w:color w:val="404040"/>
+              </w:rPr>
+              <w:t xml:space="preserve"> à la gestion de projet </w:t>
+            </w:r>
+            <w:r>
+              <w:rPr>
+                <w:color w:val="404040"/>
+              </w:rPr>
               <w:tab/>
-            </w:r>
-            <w:proofErr w:type="gramEnd"/>
-            <w:r>
-              <w:rPr>
-                <w:color w:val="404040"/>
-              </w:rPr>
               <w:t>p</w:t>
             </w:r>
           </w:p>
@@ -2472,26 +2512,25 @@
               <w:rPr>
                 <w:color w:val="404040"/>
               </w:rPr>
-              <w:t xml:space="preserve"> Intitulé de l’exemple n° </w:t>
-            </w:r>
-            <w:proofErr w:type="gramStart"/>
-            <w:r>
-              <w:rPr>
-                <w:color w:val="404040"/>
-              </w:rPr>
-              <w:t xml:space="preserve">1  </w:t>
+              <w:t xml:space="preserve"> Intitulé de l’exemple n° 1  </w:t>
+            </w:r>
+            <w:r>
+              <w:rPr>
+                <w:color w:val="404040"/>
+              </w:rPr>
+              <w:t xml:space="preserve"> </w:t>
+            </w:r>
+            <w:r>
+              <w:rPr>
+                <w:i/>
+              </w:rPr>
+              <w:t>Analyser les besoins et maquetter une application</w:t>
             </w:r>
             <w:r>
               <w:rPr>
                 <w:color w:val="404040"/>
               </w:rPr>
               <w:tab/>
-            </w:r>
-            <w:proofErr w:type="gramEnd"/>
-            <w:r>
-              <w:rPr>
-                <w:color w:val="404040"/>
-              </w:rPr>
               <w:t>p.</w:t>
             </w:r>
           </w:p>
@@ -2599,26 +2638,13 @@
               <w:rPr>
                 <w:color w:val="404040"/>
               </w:rPr>
-              <w:t xml:space="preserve"> Intitulé de l’exemple n° </w:t>
-            </w:r>
-            <w:proofErr w:type="gramStart"/>
-            <w:r>
-              <w:rPr>
-                <w:color w:val="404040"/>
-              </w:rPr>
-              <w:t xml:space="preserve">2  </w:t>
+              <w:t xml:space="preserve"> Intitulé de l’exemple n° 2 </w:t>
             </w:r>
             <w:r>
               <w:rPr>
                 <w:color w:val="404040"/>
               </w:rPr>
               <w:tab/>
-            </w:r>
-            <w:proofErr w:type="gramEnd"/>
-            <w:r>
-              <w:rPr>
-                <w:color w:val="404040"/>
-              </w:rPr>
               <w:t>p.</w:t>
             </w:r>
           </w:p>
@@ -3039,13 +3065,34 @@
               <w:rPr>
                 <w:color w:val="404040"/>
               </w:rPr>
+              <w:t>préparation</w:t>
+            </w:r>
+            <w:proofErr w:type="gramEnd"/>
+            <w:r>
+              <w:rPr>
+                <w:color w:val="404040"/>
+              </w:rPr>
+              <w:t xml:space="preserve"> déploiement du site </w:t>
+            </w:r>
+            <w:proofErr w:type="spellStart"/>
+            <w:r>
+              <w:rPr>
+                <w:color w:val="404040"/>
+              </w:rPr>
+              <w:t>esct</w:t>
+            </w:r>
+            <w:proofErr w:type="spellEnd"/>
+            <w:r>
+              <w:rPr>
+                <w:color w:val="404040"/>
+              </w:rPr>
+              <w:t xml:space="preserve"> boxe</w:t>
+            </w:r>
+            <w:r>
+              <w:rPr>
+                <w:color w:val="404040"/>
+              </w:rPr>
               <w:tab/>
-            </w:r>
-            <w:proofErr w:type="gramEnd"/>
-            <w:r>
-              <w:rPr>
-                <w:color w:val="404040"/>
-              </w:rPr>
               <w:t>p.</w:t>
             </w:r>
           </w:p>
@@ -4238,6 +4285,9 @@
           </w:tcPr>
           <w:p>
             <w:pPr>
+              <w:tabs>
+                <w:tab w:val="left" w:pos="4305"/>
+              </w:tabs>
               <w:spacing w:before="120" w:after="120"/>
               <w:rPr>
                 <w:b/>
@@ -4247,10 +4297,9 @@
             </w:pPr>
             <w:r>
               <w:rPr>
-                <w:i/>
-                <w:color w:val="000000"/>
-              </w:rPr>
-              <w:t>Cliquez ici pour entrer l’intitulé de l’exemple</w:t>
+                <w:color w:val="404040"/>
+              </w:rPr>
+              <w:t>Gestion de l'environnement de travail</w:t>
             </w:r>
           </w:p>
         </w:tc>
@@ -4373,6 +4422,32 @@
                 <w:szCs w:val="24"/>
               </w:rPr>
             </w:pPr>
+            <w:r>
+              <w:rPr>
+                <w:color w:val="404040"/>
+                <w:sz w:val="24"/>
+                <w:szCs w:val="24"/>
+              </w:rPr>
+              <w:t xml:space="preserve">J'ai configuré un environnement de développement pour un projet d'école virtuelle. Le backend a été développé avec Symfony, qui gère les API et les entités, tandis que le frontend est construit avec </w:t>
+            </w:r>
+            <w:proofErr w:type="spellStart"/>
+            <w:r>
+              <w:rPr>
+                <w:color w:val="404040"/>
+                <w:sz w:val="24"/>
+                <w:szCs w:val="24"/>
+              </w:rPr>
+              <w:t>Angular</w:t>
+            </w:r>
+            <w:proofErr w:type="spellEnd"/>
+            <w:r>
+              <w:rPr>
+                <w:color w:val="404040"/>
+                <w:sz w:val="24"/>
+                <w:szCs w:val="24"/>
+              </w:rPr>
+              <w:t>, offrant une interface utilisateur dynamique. Pour la base de données, j'ai utilisé MySQL, géré via WampServer et phpMyAdmin, ce qui a permis une gestion efficace des données.</w:t>
+            </w:r>
           </w:p>
         </w:tc>
       </w:tr>
@@ -4514,11 +4589,341 @@
             <w:pPr>
               <w:widowControl w:val="0"/>
               <w:rPr>
-                <w:color w:val="404040"/>
-                <w:sz w:val="24"/>
-                <w:szCs w:val="24"/>
-              </w:rPr>
-            </w:pPr>
+                <w:b/>
+                <w:bCs/>
+                <w:color w:val="404040"/>
+                <w:sz w:val="24"/>
+                <w:szCs w:val="24"/>
+              </w:rPr>
+            </w:pPr>
+            <w:r>
+              <w:rPr>
+                <w:b/>
+                <w:bCs/>
+                <w:color w:val="404040"/>
+                <w:sz w:val="24"/>
+                <w:szCs w:val="24"/>
+              </w:rPr>
+              <w:t>Backend :</w:t>
+            </w:r>
+          </w:p>
+          <w:p>
+            <w:pPr>
+              <w:widowControl w:val="0"/>
+              <w:rPr>
+                <w:color w:val="404040"/>
+                <w:sz w:val="24"/>
+                <w:szCs w:val="24"/>
+              </w:rPr>
+            </w:pPr>
+            <w:r>
+              <w:rPr>
+                <w:color w:val="404040"/>
+                <w:sz w:val="24"/>
+                <w:szCs w:val="24"/>
+              </w:rPr>
+              <w:t>Framework : Symfony, utilisé pour le développement d'API et la gestion des entités.</w:t>
+            </w:r>
+          </w:p>
+          <w:p>
+            <w:pPr>
+              <w:widowControl w:val="0"/>
+              <w:rPr>
+                <w:color w:val="404040"/>
+                <w:sz w:val="24"/>
+                <w:szCs w:val="24"/>
+              </w:rPr>
+            </w:pPr>
+            <w:r>
+              <w:rPr>
+                <w:color w:val="404040"/>
+                <w:sz w:val="24"/>
+                <w:szCs w:val="24"/>
+              </w:rPr>
+              <w:t>Configuration : CLI de Symfony pour générer contrôleurs et entités, et utilisation de Composer pour la gestion des dépendances.</w:t>
+            </w:r>
+          </w:p>
+          <w:p>
+            <w:pPr>
+              <w:widowControl w:val="0"/>
+              <w:rPr>
+                <w:b/>
+                <w:bCs/>
+                <w:color w:val="404040"/>
+                <w:sz w:val="24"/>
+                <w:szCs w:val="24"/>
+              </w:rPr>
+            </w:pPr>
+            <w:r>
+              <w:rPr>
+                <w:b/>
+                <w:bCs/>
+                <w:color w:val="404040"/>
+                <w:sz w:val="24"/>
+                <w:szCs w:val="24"/>
+              </w:rPr>
+              <w:t>Frontend :</w:t>
+            </w:r>
+          </w:p>
+          <w:p>
+            <w:pPr>
+              <w:widowControl w:val="0"/>
+              <w:rPr>
+                <w:color w:val="404040"/>
+                <w:sz w:val="24"/>
+                <w:szCs w:val="24"/>
+              </w:rPr>
+            </w:pPr>
+            <w:r>
+              <w:rPr>
+                <w:color w:val="404040"/>
+                <w:sz w:val="24"/>
+                <w:szCs w:val="24"/>
+              </w:rPr>
+              <w:t xml:space="preserve">Framework : </w:t>
+            </w:r>
+            <w:proofErr w:type="spellStart"/>
+            <w:r>
+              <w:rPr>
+                <w:color w:val="404040"/>
+                <w:sz w:val="24"/>
+                <w:szCs w:val="24"/>
+              </w:rPr>
+              <w:t>Angular</w:t>
+            </w:r>
+            <w:proofErr w:type="spellEnd"/>
+            <w:r>
+              <w:rPr>
+                <w:color w:val="404040"/>
+                <w:sz w:val="24"/>
+                <w:szCs w:val="24"/>
+              </w:rPr>
+              <w:t>, permettant de créer une interface utilisateur interactive.</w:t>
+            </w:r>
+          </w:p>
+          <w:p>
+            <w:pPr>
+              <w:widowControl w:val="0"/>
+              <w:rPr>
+                <w:color w:val="404040"/>
+                <w:sz w:val="24"/>
+                <w:szCs w:val="24"/>
+              </w:rPr>
+            </w:pPr>
+            <w:r>
+              <w:rPr>
+                <w:color w:val="404040"/>
+                <w:sz w:val="24"/>
+                <w:szCs w:val="24"/>
+              </w:rPr>
+              <w:t xml:space="preserve">Configuration : Installation de Node.js pour exécuter </w:t>
+            </w:r>
+            <w:proofErr w:type="spellStart"/>
+            <w:r>
+              <w:rPr>
+                <w:color w:val="404040"/>
+                <w:sz w:val="24"/>
+                <w:szCs w:val="24"/>
+              </w:rPr>
+              <w:t>Angular</w:t>
+            </w:r>
+            <w:proofErr w:type="spellEnd"/>
+            <w:r>
+              <w:rPr>
+                <w:color w:val="404040"/>
+                <w:sz w:val="24"/>
+                <w:szCs w:val="24"/>
+              </w:rPr>
+              <w:t>, avec le CLI d'</w:t>
+            </w:r>
+            <w:proofErr w:type="spellStart"/>
+            <w:r>
+              <w:rPr>
+                <w:color w:val="404040"/>
+                <w:sz w:val="24"/>
+                <w:szCs w:val="24"/>
+              </w:rPr>
+              <w:t>Angular</w:t>
+            </w:r>
+            <w:proofErr w:type="spellEnd"/>
+            <w:r>
+              <w:rPr>
+                <w:color w:val="404040"/>
+                <w:sz w:val="24"/>
+                <w:szCs w:val="24"/>
+              </w:rPr>
+              <w:t xml:space="preserve"> pour générer des composants et services.</w:t>
+            </w:r>
+          </w:p>
+          <w:p>
+            <w:pPr>
+              <w:widowControl w:val="0"/>
+              <w:rPr>
+                <w:b/>
+                <w:bCs/>
+                <w:color w:val="404040"/>
+                <w:sz w:val="24"/>
+                <w:szCs w:val="24"/>
+              </w:rPr>
+            </w:pPr>
+            <w:r>
+              <w:rPr>
+                <w:b/>
+                <w:bCs/>
+                <w:color w:val="404040"/>
+                <w:sz w:val="24"/>
+                <w:szCs w:val="24"/>
+              </w:rPr>
+              <w:t>Base de données :</w:t>
+            </w:r>
+          </w:p>
+          <w:p>
+            <w:pPr>
+              <w:widowControl w:val="0"/>
+              <w:rPr>
+                <w:color w:val="404040"/>
+                <w:sz w:val="24"/>
+                <w:szCs w:val="24"/>
+              </w:rPr>
+            </w:pPr>
+            <w:r>
+              <w:rPr>
+                <w:color w:val="404040"/>
+                <w:sz w:val="24"/>
+                <w:szCs w:val="24"/>
+              </w:rPr>
+              <w:t>Serveur : WampServer, pour exécuter PHP et gérer la base de données MySQL.</w:t>
+            </w:r>
+          </w:p>
+          <w:p>
+            <w:pPr>
+              <w:widowControl w:val="0"/>
+              <w:rPr>
+                <w:color w:val="404040"/>
+                <w:sz w:val="24"/>
+                <w:szCs w:val="24"/>
+              </w:rPr>
+            </w:pPr>
+            <w:r>
+              <w:rPr>
+                <w:color w:val="404040"/>
+                <w:sz w:val="24"/>
+                <w:szCs w:val="24"/>
+              </w:rPr>
+              <w:t>Outil : phpMyAdmin, utilisé pour créer et gérer les tables de la base de données.</w:t>
+            </w:r>
+          </w:p>
+          <w:p>
+            <w:pPr>
+              <w:widowControl w:val="0"/>
+              <w:rPr>
+                <w:color w:val="404040"/>
+                <w:sz w:val="24"/>
+                <w:szCs w:val="24"/>
+              </w:rPr>
+            </w:pPr>
+            <w:r>
+              <w:rPr>
+                <w:color w:val="404040"/>
+                <w:sz w:val="24"/>
+                <w:szCs w:val="24"/>
+              </w:rPr>
+              <w:t>Gestion de versions : GitHub, pour suivre les modifications et collaborer sur le code.</w:t>
+            </w:r>
+          </w:p>
+          <w:p>
+            <w:pPr>
+              <w:widowControl w:val="0"/>
+              <w:rPr>
+                <w:color w:val="404040"/>
+                <w:sz w:val="24"/>
+                <w:szCs w:val="24"/>
+              </w:rPr>
+            </w:pPr>
+            <w:r>
+              <w:rPr>
+                <w:color w:val="404040"/>
+                <w:sz w:val="24"/>
+                <w:szCs w:val="24"/>
+              </w:rPr>
+              <w:t>Gestion de projet : Trello, pour organiser les tâches et suivre l'avancement du projet.</w:t>
+            </w:r>
+          </w:p>
+          <w:p>
+            <w:pPr>
+              <w:widowControl w:val="0"/>
+              <w:rPr>
+                <w:b/>
+                <w:bCs/>
+                <w:color w:val="404040"/>
+                <w:sz w:val="24"/>
+                <w:szCs w:val="24"/>
+              </w:rPr>
+            </w:pPr>
+            <w:r>
+              <w:rPr>
+                <w:b/>
+                <w:bCs/>
+                <w:color w:val="404040"/>
+                <w:sz w:val="24"/>
+                <w:szCs w:val="24"/>
+              </w:rPr>
+              <w:t>Environnement de développement :</w:t>
+            </w:r>
+          </w:p>
+          <w:p>
+            <w:pPr>
+              <w:widowControl w:val="0"/>
+              <w:rPr>
+                <w:color w:val="404040"/>
+                <w:sz w:val="24"/>
+                <w:szCs w:val="24"/>
+              </w:rPr>
+            </w:pPr>
+            <w:r>
+              <w:rPr>
+                <w:color w:val="404040"/>
+                <w:sz w:val="24"/>
+                <w:szCs w:val="24"/>
+              </w:rPr>
+              <w:t>Visual Studio Code : Éditeur de code source léger et extensible, utilisé pour écrire et modifier le code. Il propose des fonctionnalités avancées comme la coloration syntaxique, l'</w:t>
+            </w:r>
+            <w:proofErr w:type="spellStart"/>
+            <w:r>
+              <w:rPr>
+                <w:color w:val="404040"/>
+                <w:sz w:val="24"/>
+                <w:szCs w:val="24"/>
+              </w:rPr>
+              <w:t>autocomplétion</w:t>
+            </w:r>
+            <w:proofErr w:type="spellEnd"/>
+            <w:r>
+              <w:rPr>
+                <w:color w:val="404040"/>
+                <w:sz w:val="24"/>
+                <w:szCs w:val="24"/>
+              </w:rPr>
+              <w:t xml:space="preserve"> et l'intégration de terminal, facilitant le développement.</w:t>
+            </w:r>
+          </w:p>
+          <w:p>
+            <w:pPr>
+              <w:widowControl w:val="0"/>
+              <w:rPr>
+                <w:color w:val="404040"/>
+                <w:sz w:val="24"/>
+                <w:szCs w:val="24"/>
+              </w:rPr>
+            </w:pPr>
+            <w:r>
+              <w:rPr>
+                <w:color w:val="404040"/>
+                <w:sz w:val="24"/>
+                <w:szCs w:val="24"/>
+              </w:rPr>
+              <w:t>.</w:t>
+            </w:r>
           </w:p>
         </w:tc>
       </w:tr>
@@ -4660,6 +5065,14 @@
                 <w:szCs w:val="24"/>
               </w:rPr>
             </w:pPr>
+            <w:r>
+              <w:rPr>
+                <w:color w:val="404040"/>
+                <w:sz w:val="24"/>
+                <w:szCs w:val="24"/>
+              </w:rPr>
+              <w:t>J'ai collaboré avec deux candidats au titre et une équipe de designers dans le cadre d'un projet de type hackathon, favorisant un échange créatif et une synergie entre le développement technique et le design.</w:t>
+            </w:r>
           </w:p>
         </w:tc>
       </w:tr>
@@ -4878,11 +5291,11 @@
             </w:pPr>
             <w:r>
               <w:rPr>
-                <w:i/>
-                <w:color w:val="595959"/>
-                <w:highlight w:val="lightGray"/>
-              </w:rPr>
-              <w:t>Cliquez ici pour taper du texte.</w:t>
+                <w:color w:val="404040"/>
+                <w:sz w:val="24"/>
+                <w:szCs w:val="24"/>
+              </w:rPr>
+              <w:t>Exercice TP durant la formation</w:t>
             </w:r>
           </w:p>
         </w:tc>
@@ -4947,13 +5360,19 @@
                 <w:color w:val="404040"/>
               </w:rPr>
             </w:pPr>
-            <w:r>
-              <w:rPr>
-                <w:i/>
-                <w:color w:val="595959"/>
-                <w:highlight w:val="lightGray"/>
-              </w:rPr>
-              <w:t>Cliquez ici pour taper du texte.</w:t>
+            <w:proofErr w:type="spellStart"/>
+            <w:r>
+              <w:rPr>
+                <w:color w:val="404040"/>
+              </w:rPr>
+              <w:t>Sofip</w:t>
+            </w:r>
+            <w:proofErr w:type="spellEnd"/>
+            <w:r>
+              <w:rPr>
+                <w:color w:val="404040"/>
+              </w:rPr>
+              <w:t xml:space="preserve"> Douai</w:t>
             </w:r>
           </w:p>
         </w:tc>
@@ -5033,37 +5452,63 @@
               <w:rPr>
                 <w:i/>
                 <w:color w:val="595959"/>
-                <w:highlight w:val="lightGray"/>
-              </w:rPr>
-              <w:t>Cliquez ici</w:t>
-            </w:r>
-            <w:r>
-              <w:rPr>
-                <w:b/>
-                <w:color w:val="404040"/>
-              </w:rPr>
-              <w:tab/>
-            </w:r>
-            <w:r>
-              <w:rPr>
-                <w:color w:val="404040"/>
-              </w:rPr>
-              <w:t>au :</w:t>
-            </w:r>
-            <w:r>
-              <w:rPr>
-                <w:b/>
-                <w:color w:val="404040"/>
-              </w:rPr>
-              <w:tab/>
+              </w:rPr>
+              <w:t>15</w:t>
             </w:r>
             <w:r>
               <w:rPr>
                 <w:i/>
                 <w:color w:val="595959"/>
-                <w:highlight w:val="lightGray"/>
-              </w:rPr>
-              <w:t>Cliquez ici</w:t>
+              </w:rPr>
+              <w:t>/0</w:t>
+            </w:r>
+            <w:r>
+              <w:rPr>
+                <w:i/>
+                <w:color w:val="595959"/>
+              </w:rPr>
+              <w:t>7</w:t>
+            </w:r>
+            <w:r>
+              <w:rPr>
+                <w:i/>
+                <w:color w:val="595959"/>
+              </w:rPr>
+              <w:t>/2024</w:t>
+            </w:r>
+            <w:r>
+              <w:rPr>
+                <w:b/>
+                <w:color w:val="404040"/>
+              </w:rPr>
+              <w:tab/>
+            </w:r>
+            <w:r>
+              <w:rPr>
+                <w:color w:val="404040"/>
+              </w:rPr>
+              <w:t>au :</w:t>
+            </w:r>
+            <w:r>
+              <w:rPr>
+                <w:b/>
+                <w:color w:val="404040"/>
+              </w:rPr>
+              <w:tab/>
+            </w:r>
+            <w:r>
+              <w:rPr>
+                <w:i/>
+                <w:color w:val="595959"/>
+              </w:rPr>
+              <w:t>25/08</w:t>
+            </w:r>
+            <w:r>
+              <w:rPr>
+                <w:i/>
+                <w:color w:val="595959"/>
+              </w:rPr>
+              <w:t>/2024</w:t>
             </w:r>
           </w:p>
         </w:tc>
@@ -5201,6 +5646,14 @@
                 <w:szCs w:val="24"/>
               </w:rPr>
             </w:pPr>
+            <w:r>
+              <w:rPr>
+                <w:color w:val="404040"/>
+                <w:sz w:val="24"/>
+                <w:szCs w:val="24"/>
+              </w:rPr>
+              <w:t>Ce projet m'a permis de renforcer mes compétences en développement sécurisé et en gestion d'environnement de travail.</w:t>
+            </w:r>
           </w:p>
         </w:tc>
       </w:tr>
@@ -5430,12 +5883,19 @@
                 <w:color w:val="D60093"/>
               </w:rPr>
             </w:pPr>
-            <w:r>
-              <w:rPr>
-                <w:i/>
-                <w:color w:val="000000"/>
-              </w:rPr>
-              <w:t>Cliquez ici pour entrer l’intitulé de l’exemple</w:t>
+            <w:proofErr w:type="gramStart"/>
+            <w:r>
+              <w:rPr>
+                <w:color w:val="404040"/>
+              </w:rPr>
+              <w:t>développement</w:t>
+            </w:r>
+            <w:proofErr w:type="gramEnd"/>
+            <w:r>
+              <w:rPr>
+                <w:color w:val="404040"/>
+              </w:rPr>
+              <w:t xml:space="preserve"> interfaces utilisateurs</w:t>
             </w:r>
           </w:p>
         </w:tc>
@@ -5558,6 +6018,40 @@
                 <w:szCs w:val="24"/>
               </w:rPr>
             </w:pPr>
+            <w:r>
+              <w:rPr>
+                <w:color w:val="404040"/>
+                <w:sz w:val="24"/>
+                <w:szCs w:val="24"/>
+              </w:rPr>
+              <w:t>J</w:t>
+            </w:r>
+            <w:r>
+              <w:rPr>
+                <w:color w:val="404040"/>
+                <w:sz w:val="24"/>
+                <w:szCs w:val="24"/>
+              </w:rPr>
+              <w:t xml:space="preserve">'ai développé des interfaces utilisateur pour une application de gestion d'une école virtuelle. Cela a impliqué la création de pages pour la gestion des utilisateurs, des cours et des inscriptions. J'ai utilisé Symfony pour le backend afin de gérer la logique métier et </w:t>
+            </w:r>
+            <w:proofErr w:type="spellStart"/>
+            <w:r>
+              <w:rPr>
+                <w:color w:val="404040"/>
+                <w:sz w:val="24"/>
+                <w:szCs w:val="24"/>
+              </w:rPr>
+              <w:t>Angular</w:t>
+            </w:r>
+            <w:proofErr w:type="spellEnd"/>
+            <w:r>
+              <w:rPr>
+                <w:color w:val="404040"/>
+                <w:sz w:val="24"/>
+                <w:szCs w:val="24"/>
+              </w:rPr>
+              <w:t xml:space="preserve"> pour le frontend, garantissant une expérience utilisateur fluide et réactive.</w:t>
+            </w:r>
           </w:p>
         </w:tc>
       </w:tr>
@@ -5704,6 +6198,144 @@
                 <w:szCs w:val="24"/>
               </w:rPr>
             </w:pPr>
+            <w:r>
+              <w:rPr>
+                <w:b/>
+                <w:bCs/>
+                <w:color w:val="404040"/>
+                <w:sz w:val="24"/>
+                <w:szCs w:val="24"/>
+              </w:rPr>
+              <w:t>Backend :</w:t>
+            </w:r>
+            <w:r>
+              <w:rPr>
+                <w:color w:val="404040"/>
+                <w:sz w:val="24"/>
+                <w:szCs w:val="24"/>
+              </w:rPr>
+              <w:t xml:space="preserve"> Symfony, utilisé pour développer les API REST et gérer les données des utilisateurs et des cours.</w:t>
+            </w:r>
+          </w:p>
+          <w:p>
+            <w:pPr>
+              <w:widowControl w:val="0"/>
+              <w:rPr>
+                <w:color w:val="404040"/>
+                <w:sz w:val="24"/>
+                <w:szCs w:val="24"/>
+              </w:rPr>
+            </w:pPr>
+            <w:r>
+              <w:rPr>
+                <w:b/>
+                <w:bCs/>
+                <w:color w:val="404040"/>
+                <w:sz w:val="24"/>
+                <w:szCs w:val="24"/>
+              </w:rPr>
+              <w:t>Frontend :</w:t>
+            </w:r>
+            <w:r>
+              <w:rPr>
+                <w:color w:val="404040"/>
+                <w:sz w:val="24"/>
+                <w:szCs w:val="24"/>
+              </w:rPr>
+              <w:t xml:space="preserve"> </w:t>
+            </w:r>
+            <w:proofErr w:type="spellStart"/>
+            <w:r>
+              <w:rPr>
+                <w:color w:val="404040"/>
+                <w:sz w:val="24"/>
+                <w:szCs w:val="24"/>
+              </w:rPr>
+              <w:t>Angular</w:t>
+            </w:r>
+            <w:proofErr w:type="spellEnd"/>
+            <w:r>
+              <w:rPr>
+                <w:color w:val="404040"/>
+                <w:sz w:val="24"/>
+                <w:szCs w:val="24"/>
+              </w:rPr>
+              <w:t xml:space="preserve">, permettant de créer des composants dynamiques et interactifs. J'ai également utilisé le CLI </w:t>
+            </w:r>
+            <w:proofErr w:type="spellStart"/>
+            <w:r>
+              <w:rPr>
+                <w:color w:val="404040"/>
+                <w:sz w:val="24"/>
+                <w:szCs w:val="24"/>
+              </w:rPr>
+              <w:t>Angular</w:t>
+            </w:r>
+            <w:proofErr w:type="spellEnd"/>
+            <w:r>
+              <w:rPr>
+                <w:color w:val="404040"/>
+                <w:sz w:val="24"/>
+                <w:szCs w:val="24"/>
+              </w:rPr>
+              <w:t xml:space="preserve"> pour faciliter la création de nouveaux composants et services.</w:t>
+            </w:r>
+          </w:p>
+          <w:p>
+            <w:pPr>
+              <w:widowControl w:val="0"/>
+              <w:rPr>
+                <w:color w:val="404040"/>
+                <w:sz w:val="24"/>
+                <w:szCs w:val="24"/>
+              </w:rPr>
+            </w:pPr>
+            <w:r>
+              <w:rPr>
+                <w:b/>
+                <w:bCs/>
+                <w:color w:val="404040"/>
+                <w:sz w:val="24"/>
+                <w:szCs w:val="24"/>
+              </w:rPr>
+              <w:t>Base de données :</w:t>
+            </w:r>
+            <w:r>
+              <w:rPr>
+                <w:color w:val="404040"/>
+                <w:sz w:val="24"/>
+                <w:szCs w:val="24"/>
+              </w:rPr>
+              <w:t xml:space="preserve"> MySQL via phpMyAdmin pour gérer les données de l'application, en assurant une structure claire pour les tables liées aux utilisateurs et aux cours.</w:t>
+            </w:r>
+          </w:p>
+          <w:p>
+            <w:pPr>
+              <w:widowControl w:val="0"/>
+              <w:rPr>
+                <w:color w:val="404040"/>
+                <w:sz w:val="24"/>
+                <w:szCs w:val="24"/>
+              </w:rPr>
+            </w:pPr>
+            <w:r>
+              <w:rPr>
+                <w:b/>
+                <w:bCs/>
+                <w:color w:val="404040"/>
+                <w:sz w:val="24"/>
+                <w:szCs w:val="24"/>
+              </w:rPr>
+              <w:t>Environnement de développement :</w:t>
+            </w:r>
+            <w:r>
+              <w:rPr>
+                <w:color w:val="404040"/>
+                <w:sz w:val="24"/>
+                <w:szCs w:val="24"/>
+              </w:rPr>
+              <w:t xml:space="preserve"> WAMP pour le serveur local, GitHub pour la gestion de version et Trello pour le suivi des tâches.</w:t>
+            </w:r>
           </w:p>
         </w:tc>
       </w:tr>
@@ -5845,6 +6477,14 @@
                 <w:szCs w:val="24"/>
               </w:rPr>
             </w:pPr>
+            <w:r>
+              <w:rPr>
+                <w:color w:val="404040"/>
+                <w:sz w:val="24"/>
+                <w:szCs w:val="24"/>
+              </w:rPr>
+              <w:t>J'ai travaillé en collaboration avec une équipe de designers et deux candidats au titre, en nous réunissant régulièrement pour discuter des besoins fonctionnels et de l'ergonomie des interfaces.</w:t>
+            </w:r>
           </w:p>
         </w:tc>
       </w:tr>
@@ -6067,7 +6707,7 @@
                 <w:color w:val="595959"/>
                 <w:highlight w:val="lightGray"/>
               </w:rPr>
-              <w:t>Cliquez ici pour taper du texte.</w:t>
+              <w:t>Exercice TP durant la formation</w:t>
             </w:r>
           </w:p>
         </w:tc>
@@ -6132,13 +6772,19 @@
                 <w:color w:val="404040"/>
               </w:rPr>
             </w:pPr>
-            <w:r>
-              <w:rPr>
-                <w:i/>
-                <w:color w:val="595959"/>
-                <w:highlight w:val="lightGray"/>
-              </w:rPr>
-              <w:t>Cliquez ici pour taper du texte.</w:t>
+            <w:proofErr w:type="spellStart"/>
+            <w:r>
+              <w:rPr>
+                <w:color w:val="404040"/>
+              </w:rPr>
+              <w:t>Sofip</w:t>
+            </w:r>
+            <w:proofErr w:type="spellEnd"/>
+            <w:r>
+              <w:rPr>
+                <w:color w:val="404040"/>
+              </w:rPr>
+              <w:t xml:space="preserve"> Douai</w:t>
             </w:r>
           </w:p>
         </w:tc>
@@ -6218,9 +6864,8 @@
               <w:rPr>
                 <w:i/>
                 <w:color w:val="595959"/>
-                <w:highlight w:val="lightGray"/>
-              </w:rPr>
-              <w:t>Cliquez ici</w:t>
+              </w:rPr>
+              <w:t>17/06/2024</w:t>
             </w:r>
             <w:r>
               <w:rPr>
@@ -6246,9 +6891,8 @@
               <w:rPr>
                 <w:i/>
                 <w:color w:val="595959"/>
-                <w:highlight w:val="lightGray"/>
-              </w:rPr>
-              <w:t>Cliquez ici</w:t>
+              </w:rPr>
+              <w:t>28/06/2024</w:t>
             </w:r>
           </w:p>
         </w:tc>
@@ -6615,12 +7259,19 @@
                 <w:color w:val="D60093"/>
               </w:rPr>
             </w:pPr>
-            <w:r>
-              <w:rPr>
-                <w:i/>
-                <w:color w:val="000000"/>
-              </w:rPr>
-              <w:t>Cliquez ici pour entrer l’intitulé de l’exemple</w:t>
+            <w:proofErr w:type="gramStart"/>
+            <w:r>
+              <w:rPr>
+                <w:color w:val="404040"/>
+              </w:rPr>
+              <w:t>contribution</w:t>
+            </w:r>
+            <w:proofErr w:type="gramEnd"/>
+            <w:r>
+              <w:rPr>
+                <w:color w:val="404040"/>
+              </w:rPr>
+              <w:t xml:space="preserve"> à la gestion de projet</w:t>
             </w:r>
           </w:p>
         </w:tc>
@@ -6743,6 +7394,32 @@
                 <w:szCs w:val="24"/>
               </w:rPr>
             </w:pPr>
+            <w:r>
+              <w:rPr>
+                <w:color w:val="404040"/>
+                <w:sz w:val="24"/>
+                <w:szCs w:val="24"/>
+              </w:rPr>
+              <w:t xml:space="preserve">J'ai contribué à la gestion de projet en utilisant des méthodes agiles, notamment Scrum. J'ai participé à la création et à la gestion d'un </w:t>
+            </w:r>
+            <w:proofErr w:type="spellStart"/>
+            <w:r>
+              <w:rPr>
+                <w:color w:val="404040"/>
+                <w:sz w:val="24"/>
+                <w:szCs w:val="24"/>
+              </w:rPr>
+              <w:t>backlog</w:t>
+            </w:r>
+            <w:proofErr w:type="spellEnd"/>
+            <w:r>
+              <w:rPr>
+                <w:color w:val="404040"/>
+                <w:sz w:val="24"/>
+                <w:szCs w:val="24"/>
+              </w:rPr>
+              <w:t xml:space="preserve"> de fonctionnalités, en priorisant les tâches selon leur importance et leur urgence. J'ai également pris part à des réunions quotidiennes pour suivre l'avancement des tâches et ajuster les priorités si nécessaire. Mon rôle a impliqué la mise à jour régulière des tâches sur Trello, garantissant une visibilité pour toute l'équipe.</w:t>
+            </w:r>
           </w:p>
         </w:tc>
       </w:tr>
@@ -6869,7 +7546,7 @@
       </w:tr>
       <w:tr>
         <w:trPr>
-          <w:trHeight w:val="142"/>
+          <w:trHeight w:val="406"/>
         </w:trPr>
         <w:tc>
           <w:tcPr>
@@ -6880,6 +7557,124 @@
               <w:right w:val="single" w:sz="8" w:space="0" w:color="BFBFBF"/>
             </w:tcBorders>
           </w:tcPr>
+          <w:p>
+            <w:pPr>
+              <w:widowControl w:val="0"/>
+              <w:rPr>
+                <w:color w:val="404040"/>
+                <w:sz w:val="24"/>
+                <w:szCs w:val="24"/>
+              </w:rPr>
+            </w:pPr>
+            <w:r>
+              <w:rPr>
+                <w:color w:val="404040"/>
+                <w:sz w:val="24"/>
+                <w:szCs w:val="24"/>
+              </w:rPr>
+              <w:t>Méthode agile : Scrum pour la gestion du projet, permettant une approche itérative et collaborative.</w:t>
+            </w:r>
+          </w:p>
+          <w:p>
+            <w:pPr>
+              <w:widowControl w:val="0"/>
+              <w:rPr>
+                <w:color w:val="404040"/>
+                <w:sz w:val="24"/>
+                <w:szCs w:val="24"/>
+              </w:rPr>
+            </w:pPr>
+            <w:proofErr w:type="spellStart"/>
+            <w:r>
+              <w:rPr>
+                <w:color w:val="404040"/>
+                <w:sz w:val="24"/>
+                <w:szCs w:val="24"/>
+              </w:rPr>
+              <w:t>Backlog</w:t>
+            </w:r>
+            <w:proofErr w:type="spellEnd"/>
+            <w:r>
+              <w:rPr>
+                <w:color w:val="404040"/>
+                <w:sz w:val="24"/>
+                <w:szCs w:val="24"/>
+              </w:rPr>
+              <w:t xml:space="preserve"> : Utilisation d'un </w:t>
+            </w:r>
+            <w:proofErr w:type="spellStart"/>
+            <w:r>
+              <w:rPr>
+                <w:color w:val="404040"/>
+                <w:sz w:val="24"/>
+                <w:szCs w:val="24"/>
+              </w:rPr>
+              <w:t>backlog</w:t>
+            </w:r>
+            <w:proofErr w:type="spellEnd"/>
+            <w:r>
+              <w:rPr>
+                <w:color w:val="404040"/>
+                <w:sz w:val="24"/>
+                <w:szCs w:val="24"/>
+              </w:rPr>
+              <w:t xml:space="preserve"> pour répertorier et prioriser les fonctionnalités à développer.</w:t>
+            </w:r>
+          </w:p>
+          <w:p>
+            <w:pPr>
+              <w:widowControl w:val="0"/>
+              <w:rPr>
+                <w:color w:val="404040"/>
+                <w:sz w:val="24"/>
+                <w:szCs w:val="24"/>
+              </w:rPr>
+            </w:pPr>
+            <w:r>
+              <w:rPr>
+                <w:color w:val="404040"/>
+                <w:sz w:val="24"/>
+                <w:szCs w:val="24"/>
+              </w:rPr>
+              <w:t>Outils de gestion :</w:t>
+            </w:r>
+          </w:p>
+          <w:p>
+            <w:pPr>
+              <w:widowControl w:val="0"/>
+              <w:rPr>
+                <w:color w:val="404040"/>
+                <w:sz w:val="24"/>
+                <w:szCs w:val="24"/>
+              </w:rPr>
+            </w:pPr>
+            <w:r>
+              <w:rPr>
+                <w:color w:val="404040"/>
+                <w:sz w:val="24"/>
+                <w:szCs w:val="24"/>
+              </w:rPr>
+              <w:t>Trello pour la gestion visuelle des tâches, facilitant le suivi de l'avancement et la répartition des responsabilités.</w:t>
+            </w:r>
+          </w:p>
+          <w:p>
+            <w:pPr>
+              <w:widowControl w:val="0"/>
+              <w:rPr>
+                <w:color w:val="404040"/>
+                <w:sz w:val="24"/>
+                <w:szCs w:val="24"/>
+              </w:rPr>
+            </w:pPr>
+            <w:r>
+              <w:rPr>
+                <w:color w:val="404040"/>
+                <w:sz w:val="24"/>
+                <w:szCs w:val="24"/>
+              </w:rPr>
+              <w:t>Discord pour les échanges en temps réel avec l'équipe, permettant une communication fluide et rapide.</w:t>
+            </w:r>
+          </w:p>
           <w:p>
             <w:pPr>
               <w:widowControl w:val="0"/>
@@ -7030,6 +7825,14 @@
                 <w:szCs w:val="24"/>
               </w:rPr>
             </w:pPr>
+            <w:r>
+              <w:rPr>
+                <w:color w:val="404040"/>
+                <w:sz w:val="24"/>
+                <w:szCs w:val="24"/>
+              </w:rPr>
+              <w:t>J'ai travaillé en étroite collaboration avec deux autres candidats au titre, ainsi qu'avec un chef de projet pour assurer la coordination et l'alignement des efforts.</w:t>
+            </w:r>
           </w:p>
         </w:tc>
       </w:tr>
@@ -7248,11 +8051,11 @@
             </w:pPr>
             <w:r>
               <w:rPr>
-                <w:i/>
-                <w:color w:val="595959"/>
-                <w:highlight w:val="lightGray"/>
-              </w:rPr>
-              <w:t>Cliquez ici pour taper du texte.</w:t>
+                <w:color w:val="404040"/>
+                <w:sz w:val="24"/>
+                <w:szCs w:val="24"/>
+              </w:rPr>
+              <w:t>Exercice TP durant la formation</w:t>
             </w:r>
           </w:p>
         </w:tc>
@@ -7317,13 +8120,19 @@
                 <w:color w:val="404040"/>
               </w:rPr>
             </w:pPr>
-            <w:r>
-              <w:rPr>
-                <w:i/>
-                <w:color w:val="595959"/>
-                <w:highlight w:val="lightGray"/>
-              </w:rPr>
-              <w:t>Cliquez ici pour taper du texte.</w:t>
+            <w:proofErr w:type="spellStart"/>
+            <w:r>
+              <w:rPr>
+                <w:color w:val="404040"/>
+              </w:rPr>
+              <w:t>Sofip</w:t>
+            </w:r>
+            <w:proofErr w:type="spellEnd"/>
+            <w:r>
+              <w:rPr>
+                <w:color w:val="404040"/>
+              </w:rPr>
+              <w:t xml:space="preserve"> Douai</w:t>
             </w:r>
           </w:p>
         </w:tc>
@@ -7403,9 +8212,8 @@
               <w:rPr>
                 <w:i/>
                 <w:color w:val="595959"/>
-                <w:highlight w:val="lightGray"/>
-              </w:rPr>
-              <w:t>Cliquez ici</w:t>
+              </w:rPr>
+              <w:t>15/07/2024</w:t>
             </w:r>
             <w:r>
               <w:rPr>
@@ -7431,9 +8239,8 @@
               <w:rPr>
                 <w:i/>
                 <w:color w:val="595959"/>
-                <w:highlight w:val="lightGray"/>
-              </w:rPr>
-              <w:t>Cliquez ici</w:t>
+              </w:rPr>
+              <w:t>23/08/2024</w:t>
             </w:r>
           </w:p>
         </w:tc>
@@ -7801,10 +8608,19 @@
             </w:pPr>
             <w:r>
               <w:rPr>
+                <w:b/>
                 <w:i/>
-                <w:color w:val="000000"/>
-              </w:rPr>
-              <w:t>Cliquez ici pour entrer l’intitulé de l’exemple</w:t>
+                <w:color w:val="D60093"/>
+              </w:rPr>
+              <w:t>Analyser les besoins et maquetter</w:t>
+            </w:r>
+            <w:r>
+              <w:rPr>
+                <w:b/>
+                <w:i/>
+                <w:color w:val="D60093"/>
+              </w:rPr>
+              <w:t xml:space="preserve"> une application</w:t>
             </w:r>
           </w:p>
         </w:tc>
@@ -7921,12 +8737,75 @@
           <w:p>
             <w:pPr>
               <w:widowControl w:val="0"/>
-              <w:rPr>
-                <w:color w:val="404040"/>
-                <w:sz w:val="24"/>
-                <w:szCs w:val="24"/>
-              </w:rPr>
-            </w:pPr>
+              <w:tabs>
+                <w:tab w:val="left" w:pos="930"/>
+              </w:tabs>
+              <w:rPr>
+                <w:color w:val="404040"/>
+                <w:sz w:val="24"/>
+                <w:szCs w:val="24"/>
+              </w:rPr>
+            </w:pPr>
+            <w:r>
+              <w:rPr>
+                <w:color w:val="404040"/>
+                <w:sz w:val="24"/>
+                <w:szCs w:val="24"/>
+              </w:rPr>
+              <w:t xml:space="preserve">J'ai analysé les besoins des utilisateurs pour un site de boxe et créé des maquettes sur </w:t>
+            </w:r>
+            <w:proofErr w:type="spellStart"/>
+            <w:r>
+              <w:rPr>
+                <w:color w:val="404040"/>
+                <w:sz w:val="24"/>
+                <w:szCs w:val="24"/>
+              </w:rPr>
+              <w:t>Figma</w:t>
+            </w:r>
+            <w:proofErr w:type="spellEnd"/>
+            <w:r>
+              <w:rPr>
+                <w:color w:val="404040"/>
+                <w:sz w:val="24"/>
+                <w:szCs w:val="24"/>
+              </w:rPr>
+              <w:t xml:space="preserve"> pour les différentes pages. J'ai élaboré des diagrammes UML avec </w:t>
+            </w:r>
+            <w:proofErr w:type="spellStart"/>
+            <w:r>
+              <w:rPr>
+                <w:color w:val="404040"/>
+                <w:sz w:val="24"/>
+                <w:szCs w:val="24"/>
+              </w:rPr>
+              <w:t>PlantUML</w:t>
+            </w:r>
+            <w:proofErr w:type="spellEnd"/>
+            <w:r>
+              <w:rPr>
+                <w:color w:val="404040"/>
+                <w:sz w:val="24"/>
+                <w:szCs w:val="24"/>
+              </w:rPr>
+              <w:t xml:space="preserve">, tels que des cas d'utilisation et des diagrammes de séquence, pour visualiser les interactions. En utilisant Looping, j'ai intégré </w:t>
+            </w:r>
+            <w:r>
+              <w:rPr>
+                <w:color w:val="404040"/>
+                <w:sz w:val="24"/>
+                <w:szCs w:val="24"/>
+              </w:rPr>
+              <w:t xml:space="preserve">les </w:t>
+            </w:r>
+            <w:r>
+              <w:rPr>
+                <w:color w:val="404040"/>
+                <w:sz w:val="24"/>
+                <w:szCs w:val="24"/>
+              </w:rPr>
+              <w:t>modèles conceptuels de données (MCD), modèles logiques de données (MLD) et modèles physiques de données (MPD) pour assurer une cohérence dans la structuration de la base de données. J'ai également défini l'architecture logicielle multicouche, en tenant compte des aspects de sécurité.</w:t>
+            </w:r>
           </w:p>
         </w:tc>
       </w:tr>
@@ -8068,11 +8947,235 @@
             <w:pPr>
               <w:widowControl w:val="0"/>
               <w:rPr>
-                <w:color w:val="404040"/>
-                <w:sz w:val="24"/>
-                <w:szCs w:val="24"/>
-              </w:rPr>
-            </w:pPr>
+                <w:b/>
+                <w:bCs/>
+                <w:color w:val="404040"/>
+                <w:sz w:val="24"/>
+                <w:szCs w:val="24"/>
+              </w:rPr>
+            </w:pPr>
+            <w:r>
+              <w:rPr>
+                <w:b/>
+                <w:bCs/>
+                <w:color w:val="404040"/>
+                <w:sz w:val="24"/>
+                <w:szCs w:val="24"/>
+              </w:rPr>
+              <w:t xml:space="preserve">Architecture logicielle : </w:t>
+            </w:r>
+          </w:p>
+          <w:p>
+            <w:pPr>
+              <w:widowControl w:val="0"/>
+              <w:rPr>
+                <w:color w:val="404040"/>
+                <w:sz w:val="24"/>
+                <w:szCs w:val="24"/>
+              </w:rPr>
+            </w:pPr>
+            <w:proofErr w:type="spellStart"/>
+            <w:r>
+              <w:rPr>
+                <w:color w:val="404040"/>
+                <w:sz w:val="24"/>
+                <w:szCs w:val="24"/>
+              </w:rPr>
+              <w:t>Back-end</w:t>
+            </w:r>
+            <w:proofErr w:type="spellEnd"/>
+            <w:r>
+              <w:rPr>
+                <w:color w:val="404040"/>
+                <w:sz w:val="24"/>
+                <w:szCs w:val="24"/>
+              </w:rPr>
+              <w:t xml:space="preserve"> : Symfony, pour gérer les requêtes et les interactions avec la base de données.</w:t>
+            </w:r>
+          </w:p>
+          <w:p>
+            <w:pPr>
+              <w:widowControl w:val="0"/>
+              <w:rPr>
+                <w:color w:val="404040"/>
+                <w:sz w:val="24"/>
+                <w:szCs w:val="24"/>
+              </w:rPr>
+            </w:pPr>
+            <w:proofErr w:type="spellStart"/>
+            <w:r>
+              <w:rPr>
+                <w:color w:val="404040"/>
+                <w:sz w:val="24"/>
+                <w:szCs w:val="24"/>
+              </w:rPr>
+              <w:t>Front-end</w:t>
+            </w:r>
+            <w:proofErr w:type="spellEnd"/>
+            <w:r>
+              <w:rPr>
+                <w:color w:val="404040"/>
+                <w:sz w:val="24"/>
+                <w:szCs w:val="24"/>
+              </w:rPr>
+              <w:t xml:space="preserve"> : </w:t>
+            </w:r>
+            <w:proofErr w:type="spellStart"/>
+            <w:r>
+              <w:rPr>
+                <w:color w:val="404040"/>
+                <w:sz w:val="24"/>
+                <w:szCs w:val="24"/>
+              </w:rPr>
+              <w:t>Angular</w:t>
+            </w:r>
+            <w:proofErr w:type="spellEnd"/>
+            <w:r>
+              <w:rPr>
+                <w:color w:val="404040"/>
+                <w:sz w:val="24"/>
+                <w:szCs w:val="24"/>
+              </w:rPr>
+              <w:t>, pour créer des interfaces dynamiques.</w:t>
+            </w:r>
+          </w:p>
+          <w:p>
+            <w:pPr>
+              <w:widowControl w:val="0"/>
+              <w:rPr>
+                <w:color w:val="404040"/>
+                <w:sz w:val="24"/>
+                <w:szCs w:val="24"/>
+              </w:rPr>
+            </w:pPr>
+            <w:r>
+              <w:rPr>
+                <w:color w:val="404040"/>
+                <w:sz w:val="24"/>
+                <w:szCs w:val="24"/>
+              </w:rPr>
+              <w:t>Base de données : MySQL, géré via phpMyAdmin.</w:t>
+            </w:r>
+          </w:p>
+          <w:p>
+            <w:pPr>
+              <w:widowControl w:val="0"/>
+              <w:rPr>
+                <w:color w:val="404040"/>
+                <w:sz w:val="24"/>
+                <w:szCs w:val="24"/>
+              </w:rPr>
+            </w:pPr>
+          </w:p>
+          <w:p>
+            <w:pPr>
+              <w:widowControl w:val="0"/>
+              <w:rPr>
+                <w:color w:val="404040"/>
+                <w:sz w:val="24"/>
+                <w:szCs w:val="24"/>
+              </w:rPr>
+            </w:pPr>
+            <w:r>
+              <w:rPr>
+                <w:b/>
+                <w:bCs/>
+                <w:color w:val="404040"/>
+                <w:sz w:val="24"/>
+                <w:szCs w:val="24"/>
+              </w:rPr>
+              <w:t>Outils de conception :</w:t>
+            </w:r>
+            <w:r>
+              <w:rPr>
+                <w:color w:val="404040"/>
+                <w:sz w:val="24"/>
+                <w:szCs w:val="24"/>
+              </w:rPr>
+              <w:t xml:space="preserve"> </w:t>
+            </w:r>
+          </w:p>
+          <w:p>
+            <w:pPr>
+              <w:widowControl w:val="0"/>
+              <w:rPr>
+                <w:color w:val="404040"/>
+                <w:sz w:val="24"/>
+                <w:szCs w:val="24"/>
+              </w:rPr>
+            </w:pPr>
+            <w:proofErr w:type="spellStart"/>
+            <w:r>
+              <w:rPr>
+                <w:color w:val="404040"/>
+                <w:sz w:val="24"/>
+                <w:szCs w:val="24"/>
+              </w:rPr>
+              <w:t>Figma</w:t>
+            </w:r>
+            <w:proofErr w:type="spellEnd"/>
+            <w:r>
+              <w:rPr>
+                <w:color w:val="404040"/>
+                <w:sz w:val="24"/>
+                <w:szCs w:val="24"/>
+              </w:rPr>
+              <w:t xml:space="preserve"> pour des maquettes interactives,</w:t>
+            </w:r>
+          </w:p>
+          <w:p>
+            <w:pPr>
+              <w:widowControl w:val="0"/>
+              <w:rPr>
+                <w:color w:val="404040"/>
+                <w:sz w:val="24"/>
+                <w:szCs w:val="24"/>
+              </w:rPr>
+            </w:pPr>
+            <w:proofErr w:type="spellStart"/>
+            <w:r>
+              <w:rPr>
+                <w:color w:val="404040"/>
+                <w:sz w:val="24"/>
+                <w:szCs w:val="24"/>
+              </w:rPr>
+              <w:t>PlantUML</w:t>
+            </w:r>
+            <w:proofErr w:type="spellEnd"/>
+            <w:r>
+              <w:rPr>
+                <w:color w:val="404040"/>
+                <w:sz w:val="24"/>
+                <w:szCs w:val="24"/>
+              </w:rPr>
+              <w:t xml:space="preserve"> pour les diagrammes,</w:t>
+            </w:r>
+          </w:p>
+          <w:p>
+            <w:pPr>
+              <w:widowControl w:val="0"/>
+              <w:rPr>
+                <w:color w:val="404040"/>
+                <w:sz w:val="24"/>
+                <w:szCs w:val="24"/>
+              </w:rPr>
+            </w:pPr>
+            <w:r>
+              <w:rPr>
+                <w:color w:val="404040"/>
+                <w:sz w:val="24"/>
+                <w:szCs w:val="24"/>
+              </w:rPr>
+              <w:t>Looping pour la gestion des MCD, MLD et MPD</w:t>
+            </w:r>
+            <w:r>
+              <w:rPr>
+                <w:color w:val="404040"/>
+                <w:sz w:val="24"/>
+                <w:szCs w:val="24"/>
+              </w:rPr>
+              <w:t>.</w:t>
+            </w:r>
           </w:p>
         </w:tc>
       </w:tr>
@@ -8214,6 +9317,14 @@
                 <w:szCs w:val="24"/>
               </w:rPr>
             </w:pPr>
+            <w:r>
+              <w:rPr>
+                <w:color w:val="404040"/>
+                <w:sz w:val="24"/>
+                <w:szCs w:val="24"/>
+              </w:rPr>
+              <w:t>En collaboration avec le tuteur de stage</w:t>
+            </w:r>
           </w:p>
         </w:tc>
       </w:tr>
@@ -8430,13 +9541,21 @@
                 <w:szCs w:val="24"/>
               </w:rPr>
             </w:pPr>
+            <w:proofErr w:type="spellStart"/>
             <w:r>
               <w:rPr>
                 <w:i/>
                 <w:color w:val="595959"/>
-                <w:highlight w:val="lightGray"/>
-              </w:rPr>
-              <w:t>Cliquez ici pour taper du texte.</w:t>
+              </w:rPr>
+              <w:t>Esct</w:t>
+            </w:r>
+            <w:proofErr w:type="spellEnd"/>
+            <w:r>
+              <w:rPr>
+                <w:i/>
+                <w:color w:val="595959"/>
+              </w:rPr>
+              <w:t xml:space="preserve"> boxe</w:t>
             </w:r>
           </w:p>
         </w:tc>
@@ -8505,9 +9624,8 @@
               <w:rPr>
                 <w:i/>
                 <w:color w:val="595959"/>
-                <w:highlight w:val="lightGray"/>
-              </w:rPr>
-              <w:t>Cliquez ici pour taper du texte.</w:t>
+              </w:rPr>
+              <w:t>Période de stage</w:t>
             </w:r>
           </w:p>
         </w:tc>
@@ -8587,37 +9705,84 @@
               <w:rPr>
                 <w:i/>
                 <w:color w:val="595959"/>
-                <w:highlight w:val="lightGray"/>
-              </w:rPr>
-              <w:t>Cliquez ici</w:t>
-            </w:r>
-            <w:r>
-              <w:rPr>
-                <w:b/>
-                <w:color w:val="404040"/>
-              </w:rPr>
-              <w:tab/>
-            </w:r>
-            <w:r>
-              <w:rPr>
-                <w:color w:val="404040"/>
-              </w:rPr>
-              <w:t>au :</w:t>
-            </w:r>
-            <w:r>
-              <w:rPr>
-                <w:b/>
-                <w:color w:val="404040"/>
-              </w:rPr>
-              <w:tab/>
+              </w:rPr>
+              <w:t>02</w:t>
             </w:r>
             <w:r>
               <w:rPr>
                 <w:i/>
                 <w:color w:val="595959"/>
-                <w:highlight w:val="lightGray"/>
-              </w:rPr>
-              <w:t>Cliquez ici</w:t>
+              </w:rPr>
+              <w:t>/0</w:t>
+            </w:r>
+            <w:r>
+              <w:rPr>
+                <w:i/>
+                <w:color w:val="595959"/>
+              </w:rPr>
+              <w:t>9</w:t>
+            </w:r>
+            <w:r>
+              <w:rPr>
+                <w:i/>
+                <w:color w:val="595959"/>
+              </w:rPr>
+              <w:t>/2024</w:t>
+            </w:r>
+            <w:r>
+              <w:rPr>
+                <w:b/>
+                <w:color w:val="404040"/>
+              </w:rPr>
+              <w:tab/>
+            </w:r>
+            <w:r>
+              <w:rPr>
+                <w:color w:val="404040"/>
+              </w:rPr>
+              <w:t>au :</w:t>
+            </w:r>
+            <w:r>
+              <w:rPr>
+                <w:b/>
+                <w:color w:val="404040"/>
+              </w:rPr>
+              <w:tab/>
+            </w:r>
+            <w:r>
+              <w:rPr>
+                <w:i/>
+                <w:color w:val="595959"/>
+              </w:rPr>
+              <w:t>2</w:t>
+            </w:r>
+            <w:r>
+              <w:rPr>
+                <w:i/>
+                <w:color w:val="595959"/>
+              </w:rPr>
+              <w:t>8</w:t>
+            </w:r>
+            <w:r>
+              <w:rPr>
+                <w:i/>
+                <w:color w:val="595959"/>
+              </w:rPr>
+              <w:t>/0</w:t>
+            </w:r>
+            <w:r>
+              <w:rPr>
+                <w:i/>
+                <w:color w:val="595959"/>
+              </w:rPr>
+              <w:t>9</w:t>
+            </w:r>
+            <w:r>
+              <w:rPr>
+                <w:i/>
+                <w:color w:val="595959"/>
+              </w:rPr>
+              <w:t>/2024</w:t>
             </w:r>
           </w:p>
         </w:tc>
@@ -8983,12 +10148,33 @@
                 <w:color w:val="D60093"/>
               </w:rPr>
             </w:pPr>
-            <w:r>
-              <w:rPr>
-                <w:i/>
-                <w:color w:val="000000"/>
-              </w:rPr>
-              <w:t>Cliquez ici pour entrer l’intitulé de l’exemple</w:t>
+            <w:proofErr w:type="gramStart"/>
+            <w:r>
+              <w:rPr>
+                <w:color w:val="404040"/>
+              </w:rPr>
+              <w:t>projet</w:t>
+            </w:r>
+            <w:proofErr w:type="gramEnd"/>
+            <w:r>
+              <w:rPr>
+                <w:color w:val="404040"/>
+              </w:rPr>
+              <w:t xml:space="preserve"> site </w:t>
+            </w:r>
+            <w:proofErr w:type="spellStart"/>
+            <w:r>
+              <w:rPr>
+                <w:color w:val="404040"/>
+              </w:rPr>
+              <w:t>esct</w:t>
+            </w:r>
+            <w:proofErr w:type="spellEnd"/>
+            <w:r>
+              <w:rPr>
+                <w:color w:val="404040"/>
+              </w:rPr>
+              <w:t xml:space="preserve"> boxe</w:t>
             </w:r>
           </w:p>
         </w:tc>
@@ -9111,6 +10297,14 @@
                 <w:szCs w:val="24"/>
               </w:rPr>
             </w:pPr>
+            <w:r>
+              <w:rPr>
+                <w:color w:val="404040"/>
+                <w:sz w:val="24"/>
+                <w:szCs w:val="24"/>
+              </w:rPr>
+              <w:t>J'ai conçu et mis en place une base de données relationnelle pour une application de gestion d'une salle de boxe. Cela a impliqué la création d'un schéma conceptuel de données (MCD), suivi de la définition des modèles logiques (MLD) et physiques (MPD). J'ai développé des scripts SQL pour la création des tables, ainsi que pour l’insertion des données initiales. J'ai également mis en place des relations entre les entités pour assurer l'intégrité référentielle.</w:t>
+            </w:r>
           </w:p>
         </w:tc>
       </w:tr>
@@ -9257,6 +10451,96 @@
                 <w:szCs w:val="24"/>
               </w:rPr>
             </w:pPr>
+            <w:r>
+              <w:rPr>
+                <w:color w:val="404040"/>
+                <w:sz w:val="24"/>
+                <w:szCs w:val="24"/>
+              </w:rPr>
+              <w:t>Base de données : MySQL, gérée via phpMyAdmin pour la visualisation et la gestion des tables.</w:t>
+            </w:r>
+          </w:p>
+          <w:p>
+            <w:pPr>
+              <w:widowControl w:val="0"/>
+              <w:rPr>
+                <w:color w:val="404040"/>
+                <w:sz w:val="24"/>
+                <w:szCs w:val="24"/>
+              </w:rPr>
+            </w:pPr>
+            <w:r>
+              <w:rPr>
+                <w:color w:val="404040"/>
+                <w:sz w:val="24"/>
+                <w:szCs w:val="24"/>
+              </w:rPr>
+              <w:t>Langage de requête : SQL pour la création de tables et les insertions, avec l'utilisation de Doctrine dans Symfony pour gérer les entités et les relations, ce qui a permis de simplifier les requêtes SQL tout en assurant leur sécurité.</w:t>
+            </w:r>
+          </w:p>
+          <w:p>
+            <w:pPr>
+              <w:widowControl w:val="0"/>
+              <w:rPr>
+                <w:color w:val="404040"/>
+                <w:sz w:val="24"/>
+                <w:szCs w:val="24"/>
+              </w:rPr>
+            </w:pPr>
+            <w:r>
+              <w:rPr>
+                <w:color w:val="404040"/>
+                <w:sz w:val="24"/>
+                <w:szCs w:val="24"/>
+              </w:rPr>
+              <w:t>Outils de modélisation :</w:t>
+            </w:r>
+          </w:p>
+          <w:p>
+            <w:pPr>
+              <w:widowControl w:val="0"/>
+              <w:rPr>
+                <w:color w:val="404040"/>
+                <w:sz w:val="24"/>
+                <w:szCs w:val="24"/>
+              </w:rPr>
+            </w:pPr>
+            <w:r>
+              <w:rPr>
+                <w:color w:val="404040"/>
+                <w:sz w:val="24"/>
+                <w:szCs w:val="24"/>
+              </w:rPr>
+              <w:t>Looping pour créer les MCD, MLD et MPD, facilitant la conception des modèles de données.</w:t>
+            </w:r>
+          </w:p>
+          <w:p>
+            <w:pPr>
+              <w:widowControl w:val="0"/>
+              <w:rPr>
+                <w:color w:val="404040"/>
+                <w:sz w:val="24"/>
+                <w:szCs w:val="24"/>
+              </w:rPr>
+            </w:pPr>
+            <w:proofErr w:type="spellStart"/>
+            <w:r>
+              <w:rPr>
+                <w:color w:val="404040"/>
+                <w:sz w:val="24"/>
+                <w:szCs w:val="24"/>
+              </w:rPr>
+              <w:t>PlantUML</w:t>
+            </w:r>
+            <w:proofErr w:type="spellEnd"/>
+            <w:r>
+              <w:rPr>
+                <w:color w:val="404040"/>
+                <w:sz w:val="24"/>
+                <w:szCs w:val="24"/>
+              </w:rPr>
+              <w:t xml:space="preserve"> pour représenter graphiquement les diagrammes de classe et les relations entre les entités.</w:t>
+            </w:r>
           </w:p>
         </w:tc>
       </w:tr>
@@ -11353,10 +12637,11 @@
             </w:pPr>
             <w:r>
               <w:rPr>
+                <w:b/>
                 <w:i/>
-                <w:color w:val="000000"/>
-              </w:rPr>
-              <w:t>Cliquez ici pour entrer l’intitulé de l’exemple</w:t>
+                <w:color w:val="D60093"/>
+              </w:rPr>
+              <w:t>Tests de l'application de boxe</w:t>
             </w:r>
           </w:p>
         </w:tc>
@@ -11432,7 +12717,7 @@
       </w:tr>
       <w:tr>
         <w:trPr>
-          <w:trHeight w:val="15"/>
+          <w:trHeight w:val="897"/>
         </w:trPr>
         <w:tc>
           <w:tcPr>
@@ -11448,12 +12733,155 @@
             <w:pPr>
               <w:keepNext/>
               <w:rPr>
-                <w:b/>
-                <w:color w:val="404040"/>
-                <w:sz w:val="12"/>
-                <w:szCs w:val="12"/>
-              </w:rPr>
-            </w:pPr>
+                <w:bCs/>
+                <w:color w:val="404040"/>
+                <w:sz w:val="20"/>
+                <w:szCs w:val="20"/>
+              </w:rPr>
+            </w:pPr>
+            <w:r>
+              <w:rPr>
+                <w:bCs/>
+                <w:color w:val="404040"/>
+                <w:sz w:val="20"/>
+                <w:szCs w:val="20"/>
+              </w:rPr>
+              <w:t xml:space="preserve">J'ai réalisé des tests sur </w:t>
+            </w:r>
+            <w:r>
+              <w:rPr>
+                <w:bCs/>
+                <w:color w:val="404040"/>
+                <w:sz w:val="20"/>
+                <w:szCs w:val="20"/>
+              </w:rPr>
+              <w:t>l’</w:t>
+            </w:r>
+            <w:r>
+              <w:rPr>
+                <w:bCs/>
+                <w:color w:val="404040"/>
+                <w:sz w:val="20"/>
+                <w:szCs w:val="20"/>
+              </w:rPr>
+              <w:t xml:space="preserve">application pour </w:t>
+            </w:r>
+            <w:r>
+              <w:rPr>
+                <w:bCs/>
+                <w:color w:val="404040"/>
+                <w:sz w:val="20"/>
+                <w:szCs w:val="20"/>
+              </w:rPr>
+              <w:t>le</w:t>
+            </w:r>
+            <w:r>
+              <w:rPr>
+                <w:bCs/>
+                <w:color w:val="404040"/>
+                <w:sz w:val="20"/>
+                <w:szCs w:val="20"/>
+              </w:rPr>
+              <w:t xml:space="preserve"> </w:t>
+            </w:r>
+            <w:r>
+              <w:rPr>
+                <w:bCs/>
+                <w:color w:val="404040"/>
+                <w:sz w:val="20"/>
+                <w:szCs w:val="20"/>
+              </w:rPr>
+              <w:t>site</w:t>
+            </w:r>
+            <w:r>
+              <w:rPr>
+                <w:bCs/>
+                <w:color w:val="404040"/>
+                <w:sz w:val="20"/>
+                <w:szCs w:val="20"/>
+              </w:rPr>
+              <w:t xml:space="preserve"> de boxe. Des tests unitaires ont été effectués avec </w:t>
+            </w:r>
+            <w:proofErr w:type="spellStart"/>
+            <w:r>
+              <w:rPr>
+                <w:bCs/>
+                <w:color w:val="404040"/>
+                <w:sz w:val="20"/>
+                <w:szCs w:val="20"/>
+              </w:rPr>
+              <w:t>PHPUnit</w:t>
+            </w:r>
+            <w:proofErr w:type="spellEnd"/>
+            <w:r>
+              <w:rPr>
+                <w:bCs/>
+                <w:color w:val="404040"/>
+                <w:sz w:val="20"/>
+                <w:szCs w:val="20"/>
+              </w:rPr>
+              <w:t xml:space="preserve"> pour le backend, et des tests d'interface utilisateur ont été réalisés avec Karma et Jasmine, intégrés dans </w:t>
+            </w:r>
+            <w:proofErr w:type="spellStart"/>
+            <w:r>
+              <w:rPr>
+                <w:bCs/>
+                <w:color w:val="404040"/>
+                <w:sz w:val="20"/>
+                <w:szCs w:val="20"/>
+              </w:rPr>
+              <w:t>Angular</w:t>
+            </w:r>
+            <w:proofErr w:type="spellEnd"/>
+            <w:r>
+              <w:rPr>
+                <w:bCs/>
+                <w:color w:val="404040"/>
+                <w:sz w:val="20"/>
+                <w:szCs w:val="20"/>
+              </w:rPr>
+              <w:t xml:space="preserve">. J'ai également utilisé </w:t>
+            </w:r>
+            <w:proofErr w:type="spellStart"/>
+            <w:r>
+              <w:rPr>
+                <w:bCs/>
+                <w:color w:val="404040"/>
+                <w:sz w:val="20"/>
+                <w:szCs w:val="20"/>
+              </w:rPr>
+              <w:t>Selenium</w:t>
+            </w:r>
+            <w:proofErr w:type="spellEnd"/>
+            <w:r>
+              <w:rPr>
+                <w:bCs/>
+                <w:color w:val="404040"/>
+                <w:sz w:val="20"/>
+                <w:szCs w:val="20"/>
+              </w:rPr>
+              <w:t xml:space="preserve"> pour automatiser certains tests d'interface et simuler des interactions utilisateur. Pour évaluer les performances et l'accessibilité de l'application, j'ai utilisé </w:t>
+            </w:r>
+            <w:proofErr w:type="spellStart"/>
+            <w:r>
+              <w:rPr>
+                <w:bCs/>
+                <w:color w:val="404040"/>
+                <w:sz w:val="20"/>
+                <w:szCs w:val="20"/>
+              </w:rPr>
+              <w:t>Lighthouse</w:t>
+            </w:r>
+            <w:proofErr w:type="spellEnd"/>
+            <w:r>
+              <w:rPr>
+                <w:bCs/>
+                <w:color w:val="404040"/>
+                <w:sz w:val="20"/>
+                <w:szCs w:val="20"/>
+              </w:rPr>
+              <w:t xml:space="preserve"> via l'inspecteur de Chrome.</w:t>
+            </w:r>
           </w:p>
         </w:tc>
       </w:tr>
@@ -11593,13 +13021,256 @@
           <w:p>
             <w:pPr>
               <w:keepNext/>
-              <w:rPr>
-                <w:b/>
-                <w:color w:val="404040"/>
-                <w:sz w:val="12"/>
-                <w:szCs w:val="12"/>
-              </w:rPr>
-            </w:pPr>
+              <w:tabs>
+                <w:tab w:val="left" w:pos="1260"/>
+              </w:tabs>
+              <w:rPr>
+                <w:bCs/>
+                <w:color w:val="404040"/>
+                <w:sz w:val="20"/>
+                <w:szCs w:val="20"/>
+              </w:rPr>
+            </w:pPr>
+            <w:r>
+              <w:rPr>
+                <w:b/>
+                <w:bCs/>
+                <w:color w:val="404040"/>
+                <w:sz w:val="20"/>
+                <w:szCs w:val="20"/>
+              </w:rPr>
+              <w:t>Tests unitaires</w:t>
+            </w:r>
+            <w:r>
+              <w:rPr>
+                <w:bCs/>
+                <w:color w:val="404040"/>
+                <w:sz w:val="20"/>
+                <w:szCs w:val="20"/>
+              </w:rPr>
+              <w:t xml:space="preserve"> : </w:t>
+            </w:r>
+            <w:proofErr w:type="spellStart"/>
+            <w:r>
+              <w:rPr>
+                <w:bCs/>
+                <w:color w:val="404040"/>
+                <w:sz w:val="20"/>
+                <w:szCs w:val="20"/>
+              </w:rPr>
+              <w:t>PHPUnit</w:t>
+            </w:r>
+            <w:proofErr w:type="spellEnd"/>
+            <w:r>
+              <w:rPr>
+                <w:bCs/>
+                <w:color w:val="404040"/>
+                <w:sz w:val="20"/>
+                <w:szCs w:val="20"/>
+              </w:rPr>
+              <w:t xml:space="preserve"> pour les tests backend.</w:t>
+            </w:r>
+          </w:p>
+          <w:p>
+            <w:pPr>
+              <w:keepNext/>
+              <w:tabs>
+                <w:tab w:val="left" w:pos="1260"/>
+              </w:tabs>
+              <w:rPr>
+                <w:bCs/>
+                <w:color w:val="404040"/>
+                <w:sz w:val="20"/>
+                <w:szCs w:val="20"/>
+              </w:rPr>
+            </w:pPr>
+            <w:r>
+              <w:rPr>
+                <w:b/>
+                <w:bCs/>
+                <w:color w:val="404040"/>
+                <w:sz w:val="20"/>
+                <w:szCs w:val="20"/>
+              </w:rPr>
+              <w:t>Tests d'interface</w:t>
+            </w:r>
+            <w:r>
+              <w:rPr>
+                <w:bCs/>
+                <w:color w:val="404040"/>
+                <w:sz w:val="20"/>
+                <w:szCs w:val="20"/>
+              </w:rPr>
+              <w:t xml:space="preserve"> : </w:t>
+            </w:r>
+            <w:r>
+              <w:rPr>
+                <w:bCs/>
+                <w:color w:val="404040"/>
+                <w:sz w:val="20"/>
+                <w:szCs w:val="20"/>
+              </w:rPr>
+              <w:t xml:space="preserve">Karma et Jasmine pour les tests </w:t>
+            </w:r>
+            <w:proofErr w:type="spellStart"/>
+            <w:r>
+              <w:rPr>
+                <w:bCs/>
+                <w:color w:val="404040"/>
+                <w:sz w:val="20"/>
+                <w:szCs w:val="20"/>
+              </w:rPr>
+              <w:t>Angular</w:t>
+            </w:r>
+            <w:proofErr w:type="spellEnd"/>
+            <w:r>
+              <w:rPr>
+                <w:bCs/>
+                <w:color w:val="404040"/>
+                <w:sz w:val="20"/>
+                <w:szCs w:val="20"/>
+              </w:rPr>
+              <w:t>.</w:t>
+            </w:r>
+          </w:p>
+          <w:p>
+            <w:pPr>
+              <w:keepNext/>
+              <w:tabs>
+                <w:tab w:val="left" w:pos="1260"/>
+              </w:tabs>
+              <w:rPr>
+                <w:bCs/>
+                <w:color w:val="404040"/>
+                <w:sz w:val="20"/>
+                <w:szCs w:val="20"/>
+              </w:rPr>
+            </w:pPr>
+            <w:r>
+              <w:rPr>
+                <w:b/>
+                <w:bCs/>
+                <w:color w:val="404040"/>
+                <w:sz w:val="20"/>
+                <w:szCs w:val="20"/>
+              </w:rPr>
+              <w:t>Tests automatisés</w:t>
+            </w:r>
+            <w:r>
+              <w:rPr>
+                <w:bCs/>
+                <w:color w:val="404040"/>
+                <w:sz w:val="20"/>
+                <w:szCs w:val="20"/>
+              </w:rPr>
+              <w:t xml:space="preserve"> : </w:t>
+            </w:r>
+            <w:proofErr w:type="spellStart"/>
+            <w:r>
+              <w:rPr>
+                <w:bCs/>
+                <w:color w:val="404040"/>
+                <w:sz w:val="20"/>
+                <w:szCs w:val="20"/>
+              </w:rPr>
+              <w:t>Selenium</w:t>
+            </w:r>
+            <w:proofErr w:type="spellEnd"/>
+            <w:r>
+              <w:rPr>
+                <w:bCs/>
+                <w:color w:val="404040"/>
+                <w:sz w:val="20"/>
+                <w:szCs w:val="20"/>
+              </w:rPr>
+              <w:t xml:space="preserve"> pour simuler des interactions utilisateur et vérifier le comportement de l'application.</w:t>
+            </w:r>
+          </w:p>
+          <w:p>
+            <w:pPr>
+              <w:keepNext/>
+              <w:tabs>
+                <w:tab w:val="left" w:pos="1260"/>
+              </w:tabs>
+              <w:rPr>
+                <w:bCs/>
+                <w:color w:val="404040"/>
+                <w:sz w:val="20"/>
+                <w:szCs w:val="20"/>
+              </w:rPr>
+            </w:pPr>
+            <w:r>
+              <w:rPr>
+                <w:b/>
+                <w:bCs/>
+                <w:color w:val="404040"/>
+                <w:sz w:val="20"/>
+                <w:szCs w:val="20"/>
+              </w:rPr>
+              <w:t>Analyse de performance</w:t>
+            </w:r>
+            <w:r>
+              <w:rPr>
+                <w:bCs/>
+                <w:color w:val="404040"/>
+                <w:sz w:val="20"/>
+                <w:szCs w:val="20"/>
+              </w:rPr>
+              <w:t xml:space="preserve"> : </w:t>
+            </w:r>
+            <w:proofErr w:type="spellStart"/>
+            <w:r>
+              <w:rPr>
+                <w:bCs/>
+                <w:color w:val="404040"/>
+                <w:sz w:val="20"/>
+                <w:szCs w:val="20"/>
+              </w:rPr>
+              <w:t>Lighthouse</w:t>
+            </w:r>
+            <w:proofErr w:type="spellEnd"/>
+            <w:r>
+              <w:rPr>
+                <w:bCs/>
+                <w:color w:val="404040"/>
+                <w:sz w:val="20"/>
+                <w:szCs w:val="20"/>
+              </w:rPr>
+              <w:t>, intégré dans l'inspecteur de Chrome, pour vérifier les performances et l'accessibilité de l'application.</w:t>
+            </w:r>
+          </w:p>
+          <w:p>
+            <w:pPr>
+              <w:keepNext/>
+              <w:tabs>
+                <w:tab w:val="left" w:pos="1260"/>
+              </w:tabs>
+              <w:rPr>
+                <w:bCs/>
+                <w:color w:val="404040"/>
+                <w:sz w:val="12"/>
+                <w:szCs w:val="12"/>
+              </w:rPr>
+            </w:pPr>
+            <w:r>
+              <w:rPr>
+                <w:b/>
+                <w:bCs/>
+                <w:color w:val="404040"/>
+                <w:sz w:val="20"/>
+                <w:szCs w:val="20"/>
+              </w:rPr>
+              <w:t>Environnement de développement</w:t>
+            </w:r>
+            <w:r>
+              <w:rPr>
+                <w:bCs/>
+                <w:color w:val="404040"/>
+                <w:sz w:val="20"/>
+                <w:szCs w:val="20"/>
+              </w:rPr>
+              <w:t xml:space="preserve"> : Local avec un serveur WAMP pour simuler le comportement en production.</w:t>
+            </w:r>
           </w:p>
         </w:tc>
       </w:tr>
@@ -11988,7 +13659,7 @@
                 <w:color w:val="595959"/>
                 <w:highlight w:val="lightGray"/>
               </w:rPr>
-              <w:t>Cliquez ici pour taper du texte.</w:t>
+              <w:t>ESCT BOXE</w:t>
             </w:r>
           </w:p>
         </w:tc>
@@ -12059,7 +13730,7 @@
                 <w:color w:val="595959"/>
                 <w:highlight w:val="lightGray"/>
               </w:rPr>
-              <w:t>Cliquez ici pour taper du texte.</w:t>
+              <w:t>Développement de l'application web</w:t>
             </w:r>
           </w:p>
         </w:tc>
@@ -12139,9 +13810,8 @@
               <w:rPr>
                 <w:i/>
                 <w:color w:val="595959"/>
-                <w:highlight w:val="lightGray"/>
-              </w:rPr>
-              <w:t>Cliquez ici</w:t>
+              </w:rPr>
+              <w:t>02/09/2024</w:t>
             </w:r>
             <w:r>
               <w:rPr>
@@ -12167,9 +13837,8 @@
               <w:rPr>
                 <w:i/>
                 <w:color w:val="595959"/>
-                <w:highlight w:val="lightGray"/>
-              </w:rPr>
-              <w:t>Cliquez ici</w:t>
+              </w:rPr>
+              <w:t>28/09/2024</w:t>
             </w:r>
           </w:p>
         </w:tc>
@@ -12539,10 +14208,11 @@
             </w:pPr>
             <w:r>
               <w:rPr>
+                <w:b/>
                 <w:i/>
-                <w:color w:val="000000"/>
-              </w:rPr>
-              <w:t>Cliquez ici pour entrer l’intitulé de l’exemple</w:t>
+                <w:color w:val="D60093"/>
+              </w:rPr>
+              <w:t>Préparation au déploiement de l'application de boxe</w:t>
             </w:r>
           </w:p>
         </w:tc>
@@ -12665,6 +14335,35 @@
                 <w:szCs w:val="24"/>
               </w:rPr>
             </w:pPr>
+            <w:r>
+              <w:rPr>
+                <w:bCs/>
+                <w:color w:val="404040"/>
+                <w:sz w:val="20"/>
+                <w:szCs w:val="20"/>
+              </w:rPr>
+              <w:t xml:space="preserve">J'ai préparé le déploiement d'une application de gestion pour un club de boxe, développée avec Symfony pour le backend et </w:t>
+            </w:r>
+            <w:proofErr w:type="spellStart"/>
+            <w:r>
+              <w:rPr>
+                <w:bCs/>
+                <w:color w:val="404040"/>
+                <w:sz w:val="20"/>
+                <w:szCs w:val="20"/>
+              </w:rPr>
+              <w:t>Angular</w:t>
+            </w:r>
+            <w:proofErr w:type="spellEnd"/>
+            <w:r>
+              <w:rPr>
+                <w:bCs/>
+                <w:color w:val="404040"/>
+                <w:sz w:val="20"/>
+                <w:szCs w:val="20"/>
+              </w:rPr>
+              <w:t xml:space="preserve"> pour le frontend. Mes tâches incluaient la configuration de l'environnement serveur sur O2Switch, la mise en place des bases de données MySQL, et l'optimisation du code pour le déploiement. J'ai également géré la migration des données depuis l'environnement de développement vers le serveur de production, tout en vérifiant l'intégrité des données et la sécurité des connexions.</w:t>
+            </w:r>
           </w:p>
         </w:tc>
       </w:tr>
@@ -12804,6 +14503,106 @@
           </w:tcPr>
           <w:p>
             <w:pPr>
+              <w:keepNext/>
+              <w:tabs>
+                <w:tab w:val="left" w:pos="1260"/>
+              </w:tabs>
+              <w:rPr>
+                <w:bCs/>
+                <w:color w:val="404040"/>
+                <w:sz w:val="20"/>
+                <w:szCs w:val="20"/>
+              </w:rPr>
+            </w:pPr>
+            <w:r>
+              <w:rPr>
+                <w:bCs/>
+                <w:color w:val="404040"/>
+                <w:sz w:val="20"/>
+                <w:szCs w:val="20"/>
+              </w:rPr>
+              <w:t>Hébergement : O2Switch pour le déploiement de l'application.</w:t>
+            </w:r>
+          </w:p>
+          <w:p>
+            <w:pPr>
+              <w:keepNext/>
+              <w:tabs>
+                <w:tab w:val="left" w:pos="1260"/>
+              </w:tabs>
+              <w:rPr>
+                <w:bCs/>
+                <w:color w:val="404040"/>
+                <w:sz w:val="20"/>
+                <w:szCs w:val="20"/>
+              </w:rPr>
+            </w:pPr>
+            <w:proofErr w:type="spellStart"/>
+            <w:r>
+              <w:rPr>
+                <w:bCs/>
+                <w:color w:val="404040"/>
+                <w:sz w:val="20"/>
+                <w:szCs w:val="20"/>
+              </w:rPr>
+              <w:t>Frameworks</w:t>
+            </w:r>
+            <w:proofErr w:type="spellEnd"/>
+            <w:r>
+              <w:rPr>
+                <w:bCs/>
+                <w:color w:val="404040"/>
+                <w:sz w:val="20"/>
+                <w:szCs w:val="20"/>
+              </w:rPr>
+              <w:t xml:space="preserve"> : Symfony pour le développement backend et </w:t>
+            </w:r>
+            <w:proofErr w:type="spellStart"/>
+            <w:r>
+              <w:rPr>
+                <w:bCs/>
+                <w:color w:val="404040"/>
+                <w:sz w:val="20"/>
+                <w:szCs w:val="20"/>
+              </w:rPr>
+              <w:t>Angular</w:t>
+            </w:r>
+            <w:proofErr w:type="spellEnd"/>
+            <w:r>
+              <w:rPr>
+                <w:bCs/>
+                <w:color w:val="404040"/>
+                <w:sz w:val="20"/>
+                <w:szCs w:val="20"/>
+              </w:rPr>
+              <w:t xml:space="preserve"> pour le développement frontend.</w:t>
+            </w:r>
+          </w:p>
+          <w:p>
+            <w:pPr>
+              <w:keepNext/>
+              <w:tabs>
+                <w:tab w:val="left" w:pos="1260"/>
+              </w:tabs>
+              <w:rPr>
+                <w:bCs/>
+                <w:color w:val="404040"/>
+                <w:sz w:val="20"/>
+                <w:szCs w:val="20"/>
+              </w:rPr>
+            </w:pPr>
+            <w:r>
+              <w:rPr>
+                <w:bCs/>
+                <w:color w:val="404040"/>
+                <w:sz w:val="20"/>
+                <w:szCs w:val="20"/>
+              </w:rPr>
+              <w:t>Base de données : MySQL pour la gestion des données des utilisateurs, des boxeurs et des actualités.</w:t>
+            </w:r>
+          </w:p>
+          <w:p>
+            <w:pPr>
               <w:widowControl w:val="0"/>
               <w:rPr>
                 <w:color w:val="404040"/>
@@ -12811,6 +14610,15 @@
                 <w:szCs w:val="24"/>
               </w:rPr>
             </w:pPr>
+            <w:r>
+              <w:rPr>
+                <w:bCs/>
+                <w:color w:val="404040"/>
+                <w:sz w:val="20"/>
+                <w:szCs w:val="20"/>
+              </w:rPr>
+              <w:t>Clés SSH : Utilisation de clés SSH pour sécuriser l'accès au serveur et faciliter les déploiements via Git.</w:t>
+            </w:r>
           </w:p>
         </w:tc>
       </w:tr>
@@ -13174,7 +14982,7 @@
                 <w:color w:val="595959"/>
                 <w:highlight w:val="lightGray"/>
               </w:rPr>
-              <w:t>Cliquez ici pour taper du texte.</w:t>
+              <w:t>ESCT BOXE</w:t>
             </w:r>
           </w:p>
         </w:tc>
@@ -13245,7 +15053,7 @@
                 <w:color w:val="595959"/>
                 <w:highlight w:val="lightGray"/>
               </w:rPr>
-              <w:t>Cliquez ici pour taper du texte.</w:t>
+              <w:t>Développement de l'application web</w:t>
             </w:r>
           </w:p>
         </w:tc>
@@ -13325,9 +15133,8 @@
               <w:rPr>
                 <w:i/>
                 <w:color w:val="595959"/>
-                <w:highlight w:val="lightGray"/>
-              </w:rPr>
-              <w:t>Cliquez ici</w:t>
+              </w:rPr>
+              <w:t>02/09/2024</w:t>
             </w:r>
             <w:r>
               <w:rPr>
@@ -13353,9 +15160,8 @@
               <w:rPr>
                 <w:i/>
                 <w:color w:val="595959"/>
-                <w:highlight w:val="lightGray"/>
-              </w:rPr>
-              <w:t>Cliquez ici</w:t>
+              </w:rPr>
+              <w:t>28/09/2024</w:t>
             </w:r>
           </w:p>
         </w:tc>
@@ -15920,7 +17726,7 @@
           <w:noProof/>
         </w:rPr>
         <mc:AlternateContent>
-          <mc:Choice Requires="wpg">
+          <mc:Choice Requires="wps">
             <w:drawing>
               <wp:anchor distT="0" distB="0" distL="114300" distR="114300" simplePos="0" relativeHeight="251658240" behindDoc="0" locked="0" layoutInCell="1" hidden="0" allowOverlap="1" wp14:anchorId="0B707E97" wp14:editId="75B527E4">
                 <wp:simplePos x="0" y="0"/>
@@ -15979,47 +17785,29 @@
               </wp:anchor>
             </w:drawing>
           </mc:Choice>
-          <mc:Fallback xmlns:cr="http://schemas.microsoft.com/office/comments/2020/reactions" xmlns="http://schemas.microsoft.com/office/tasks/2019/documenttasks" xmlns:dgm="http://schemas.openxmlformats.org/drawingml/2006/diagram" xmlns:lc="http://schemas.openxmlformats.org/drawingml/2006/lockedCanvas" xmlns:c="http://schemas.openxmlformats.org/drawingml/2006/chart" xmlns:pic="http://schemas.openxmlformats.org/drawingml/2006/picture" xmlns:a="http://schemas.openxmlformats.org/drawingml/2006/main" xmlns:sl="http://schemas.openxmlformats.org/schemaLibrary/2006/main">
-            <w:drawing>
-              <wp:anchor allowOverlap="1" behindDoc="0" distB="0" distT="0" distL="114300" distR="114300" hidden="0" layoutInCell="1" locked="0" relativeHeight="0" simplePos="0">
-                <wp:simplePos x="0" y="0"/>
-                <wp:positionH relativeFrom="column">
-                  <wp:posOffset>1993900</wp:posOffset>
-                </wp:positionH>
-                <wp:positionV relativeFrom="paragraph">
-                  <wp:posOffset>114300</wp:posOffset>
-                </wp:positionV>
-                <wp:extent cx="3628489" cy="398145"/>
-                <wp:effectExtent b="0" l="0" r="0" t="0"/>
-                <wp:wrapNone/>
-                <wp:docPr id="4" name="image5.png"/>
-                <a:graphic>
-                  <a:graphicData uri="http://schemas.openxmlformats.org/drawingml/2006/picture">
-                    <pic:pic>
-                      <pic:nvPicPr>
-                        <pic:cNvPr id="0" name="image5.png"/>
-                        <pic:cNvPicPr preferRelativeResize="0"/>
-                      </pic:nvPicPr>
-                      <pic:blipFill>
-                        <a:blip r:embed="rId12"/>
-                        <a:srcRect/>
-                        <a:stretch>
-                          <a:fillRect/>
-                        </a:stretch>
-                      </pic:blipFill>
-                      <pic:spPr>
-                        <a:xfrm>
-                          <a:off x="0" y="0"/>
-                          <a:ext cx="3628489" cy="398145"/>
-                        </a:xfrm>
-                        <a:prstGeom prst="rect"/>
-                        <a:ln/>
-                      </pic:spPr>
-                    </pic:pic>
-                  </a:graphicData>
-                </a:graphic>
-              </wp:anchor>
-            </w:drawing>
+          <mc:Fallback>
+            <w:pict>
+              <v:rect w14:anchorId="0B707E97" id="Rectangle 4" o:spid="_x0000_s1026" style="position:absolute;margin-left:157pt;margin-top:9pt;width:285.7pt;height:31.35pt;z-index:251658240;visibility:visible;mso-wrap-style:square;mso-wrap-distance-left:9pt;mso-wrap-distance-top:0;mso-wrap-distance-right:9pt;mso-wrap-distance-bottom:0;mso-position-horizontal:absolute;mso-position-horizontal-relative:text;mso-position-vertical:absolute;mso-position-vertical-relative:text;v-text-anchor:top" o:gfxdata="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" filled="f" stroked="f">
+                <v:textbox inset="2.53958mm,1.2694mm,2.53958mm,1.2694mm">
+                  <w:txbxContent>
+                    <w:p>
+                      <w:pPr>
+                        <w:spacing w:line="275" w:lineRule="auto"/>
+                        <w:textDirection w:val="btLr"/>
+                      </w:pPr>
+                      <w:r>
+                        <w:rPr>
+                          <w:color w:val="404040"/>
+                          <w:sz w:val="24"/>
+                          <w:shd w:val="clear" w:color="auto" w:fill="BFBFBF"/>
+                        </w:rPr>
+                        <w:t>Cliquez ici pour taper du texte.</w:t>
+                      </w:r>
+                    </w:p>
+                  </w:txbxContent>
+                </v:textbox>
+              </v:rect>
+            </w:pict>
           </mc:Fallback>
         </mc:AlternateContent>
       </w:r>
@@ -16113,7 +17901,7 @@
           <w:noProof/>
         </w:rPr>
         <mc:AlternateContent>
-          <mc:Choice Requires="wpg">
+          <mc:Choice Requires="wps">
             <w:drawing>
               <wp:anchor distT="0" distB="0" distL="114300" distR="114300" simplePos="0" relativeHeight="251659264" behindDoc="0" locked="0" layoutInCell="1" hidden="0" allowOverlap="1" wp14:anchorId="41C84925" wp14:editId="3BAAD8E6">
                 <wp:simplePos x="0" y="0"/>
@@ -16172,47 +17960,29 @@
               </wp:anchor>
             </w:drawing>
           </mc:Choice>
-          <mc:Fallback xmlns:cr="http://schemas.microsoft.com/office/comments/2020/reactions" xmlns="http://schemas.microsoft.com/office/tasks/2019/documenttasks" xmlns:dgm="http://schemas.openxmlformats.org/drawingml/2006/diagram" xmlns:lc="http://schemas.openxmlformats.org/drawingml/2006/lockedCanvas" xmlns:c="http://schemas.openxmlformats.org/drawingml/2006/chart" xmlns:pic="http://schemas.openxmlformats.org/drawingml/2006/picture" xmlns:a="http://schemas.openxmlformats.org/drawingml/2006/main" xmlns:sl="http://schemas.openxmlformats.org/schemaLibrary/2006/main">
-            <w:drawing>
-              <wp:anchor allowOverlap="1" behindDoc="0" distB="0" distT="0" distL="114300" distR="114300" hidden="0" layoutInCell="1" locked="0" relativeHeight="0" simplePos="0">
-                <wp:simplePos x="0" y="0"/>
-                <wp:positionH relativeFrom="column">
-                  <wp:posOffset>3517900</wp:posOffset>
-                </wp:positionH>
-                <wp:positionV relativeFrom="paragraph">
-                  <wp:posOffset>292100</wp:posOffset>
-                </wp:positionV>
-                <wp:extent cx="2198370" cy="504190"/>
-                <wp:effectExtent b="0" l="0" r="0" t="0"/>
-                <wp:wrapNone/>
-                <wp:docPr id="1" name="image2.png"/>
-                <a:graphic>
-                  <a:graphicData uri="http://schemas.openxmlformats.org/drawingml/2006/picture">
-                    <pic:pic>
-                      <pic:nvPicPr>
-                        <pic:cNvPr id="0" name="image2.png"/>
-                        <pic:cNvPicPr preferRelativeResize="0"/>
-                      </pic:nvPicPr>
-                      <pic:blipFill>
-                        <a:blip r:embed="rId13"/>
-                        <a:srcRect/>
-                        <a:stretch>
-                          <a:fillRect/>
-                        </a:stretch>
-                      </pic:blipFill>
-                      <pic:spPr>
-                        <a:xfrm>
-                          <a:off x="0" y="0"/>
-                          <a:ext cx="2198370" cy="504190"/>
-                        </a:xfrm>
-                        <a:prstGeom prst="rect"/>
-                        <a:ln/>
-                      </pic:spPr>
-                    </pic:pic>
-                  </a:graphicData>
-                </a:graphic>
-              </wp:anchor>
-            </w:drawing>
+          <mc:Fallback>
+            <w:pict>
+              <v:rect w14:anchorId="41C84925" id="Rectangle 1" o:spid="_x0000_s1027" style="position:absolute;margin-left:277pt;margin-top:23pt;width:173.1pt;height:39.7pt;z-index:251659264;visibility:visible;mso-wrap-style:square;mso-wrap-distance-left:9pt;mso-wrap-distance-top:0;mso-wrap-distance-right:9pt;mso-wrap-distance-bottom:0;mso-position-horizontal:absolute;mso-position-horizontal-relative:text;mso-position-vertical:absolute;mso-position-vertical-relative:text;v-text-anchor:top" o:gfxdata="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" filled="f" stroked="f">
+                <v:textbox inset="2.53958mm,1.2694mm,2.53958mm,1.2694mm">
+                  <w:txbxContent>
+                    <w:p>
+                      <w:pPr>
+                        <w:spacing w:line="275" w:lineRule="auto"/>
+                        <w:textDirection w:val="btLr"/>
+                      </w:pPr>
+                      <w:r>
+                        <w:rPr>
+                          <w:color w:val="404040"/>
+                          <w:sz w:val="24"/>
+                          <w:shd w:val="clear" w:color="auto" w:fill="BFBFBF"/>
+                        </w:rPr>
+                        <w:t>Cliquez ici pour choisir une date</w:t>
+                      </w:r>
+                    </w:p>
+                  </w:txbxContent>
+                </v:textbox>
+              </v:rect>
+            </w:pict>
           </mc:Fallback>
         </mc:AlternateContent>
       </w:r>
@@ -16221,7 +17991,7 @@
           <w:noProof/>
         </w:rPr>
         <mc:AlternateContent>
-          <mc:Choice Requires="wpg">
+          <mc:Choice Requires="wps">
             <w:drawing>
               <wp:anchor distT="0" distB="0" distL="114300" distR="114300" simplePos="0" relativeHeight="251660288" behindDoc="0" locked="0" layoutInCell="1" hidden="0" allowOverlap="1" wp14:anchorId="244FBBD5" wp14:editId="21E5B0C6">
                 <wp:simplePos x="0" y="0"/>
@@ -16280,47 +18050,29 @@
               </wp:anchor>
             </w:drawing>
           </mc:Choice>
-          <mc:Fallback xmlns:cr="http://schemas.microsoft.com/office/comments/2020/reactions" xmlns="http://schemas.microsoft.com/office/tasks/2019/documenttasks" xmlns:dgm="http://schemas.openxmlformats.org/drawingml/2006/diagram" xmlns:lc="http://schemas.openxmlformats.org/drawingml/2006/lockedCanvas" xmlns:c="http://schemas.openxmlformats.org/drawingml/2006/chart" xmlns:pic="http://schemas.openxmlformats.org/drawingml/2006/picture" xmlns:a="http://schemas.openxmlformats.org/drawingml/2006/main" xmlns:sl="http://schemas.openxmlformats.org/schemaLibrary/2006/main">
-            <w:drawing>
-              <wp:anchor allowOverlap="1" behindDoc="0" distB="0" distT="0" distL="114300" distR="114300" hidden="0" layoutInCell="1" locked="0" relativeHeight="0" simplePos="0">
-                <wp:simplePos x="0" y="0"/>
-                <wp:positionH relativeFrom="column">
-                  <wp:posOffset>355600</wp:posOffset>
-                </wp:positionH>
-                <wp:positionV relativeFrom="paragraph">
-                  <wp:posOffset>317500</wp:posOffset>
-                </wp:positionV>
-                <wp:extent cx="2971165" cy="425450"/>
-                <wp:effectExtent b="0" l="0" r="0" t="0"/>
-                <wp:wrapNone/>
-                <wp:docPr id="5" name="image6.png"/>
-                <a:graphic>
-                  <a:graphicData uri="http://schemas.openxmlformats.org/drawingml/2006/picture">
-                    <pic:pic>
-                      <pic:nvPicPr>
-                        <pic:cNvPr id="0" name="image6.png"/>
-                        <pic:cNvPicPr preferRelativeResize="0"/>
-                      </pic:nvPicPr>
-                      <pic:blipFill>
-                        <a:blip r:embed="rId14"/>
-                        <a:srcRect/>
-                        <a:stretch>
-                          <a:fillRect/>
-                        </a:stretch>
-                      </pic:blipFill>
-                      <pic:spPr>
-                        <a:xfrm>
-                          <a:off x="0" y="0"/>
-                          <a:ext cx="2971165" cy="425450"/>
-                        </a:xfrm>
-                        <a:prstGeom prst="rect"/>
-                        <a:ln/>
-                      </pic:spPr>
-                    </pic:pic>
-                  </a:graphicData>
-                </a:graphic>
-              </wp:anchor>
-            </w:drawing>
+          <mc:Fallback>
+            <w:pict>
+              <v:rect w14:anchorId="244FBBD5" id="Rectangle 5" o:spid="_x0000_s1028" style="position:absolute;margin-left:28pt;margin-top:25pt;width:233.95pt;height:33.5pt;z-index:251660288;visibility:visible;mso-wrap-style:square;mso-wrap-distance-left:9pt;mso-wrap-distance-top:0;mso-wrap-distance-right:9pt;mso-wrap-distance-bottom:0;mso-position-horizontal:absolute;mso-position-horizontal-relative:text;mso-position-vertical:absolute;mso-position-vertical-relative:text;v-text-anchor:top" o:gfxdata="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" filled="f" stroked="f">
+                <v:textbox inset="2.53958mm,1.2694mm,2.53958mm,1.2694mm">
+                  <w:txbxContent>
+                    <w:p>
+                      <w:pPr>
+                        <w:spacing w:line="275" w:lineRule="auto"/>
+                        <w:textDirection w:val="btLr"/>
+                      </w:pPr>
+                      <w:r>
+                        <w:rPr>
+                          <w:color w:val="404040"/>
+                          <w:sz w:val="24"/>
+                          <w:shd w:val="clear" w:color="auto" w:fill="BFBFBF"/>
+                        </w:rPr>
+                        <w:t>Cliquez ici pour taper du texte.</w:t>
+                      </w:r>
+                    </w:p>
+                  </w:txbxContent>
+                </v:textbox>
+              </v:rect>
+            </w:pict>
           </mc:Fallback>
         </mc:AlternateContent>
       </w:r>
@@ -17106,6 +18858,59 @@
               <w:t>(Si le RC le prévoit)</w:t>
             </w:r>
           </w:p>
+          <w:p>
+            <w:pPr>
+              <w:jc w:val="center"/>
+              <w:rPr>
+                <w:i/>
+                <w:color w:val="404040"/>
+                <w:sz w:val="28"/>
+                <w:szCs w:val="28"/>
+              </w:rPr>
+            </w:pPr>
+          </w:p>
+          <w:p>
+            <w:pPr>
+              <w:jc w:val="center"/>
+              <w:rPr>
+                <w:i/>
+                <w:color w:val="404040"/>
+                <w:sz w:val="28"/>
+                <w:szCs w:val="28"/>
+              </w:rPr>
+            </w:pPr>
+          </w:p>
+          <w:p>
+            <w:pPr>
+              <w:jc w:val="center"/>
+              <w:rPr>
+                <w:i/>
+                <w:color w:val="404040"/>
+                <w:sz w:val="28"/>
+                <w:szCs w:val="28"/>
+              </w:rPr>
+            </w:pPr>
+            <w:r>
+              <w:rPr>
+                <w:i/>
+                <w:color w:val="404040"/>
+                <w:sz w:val="28"/>
+                <w:szCs w:val="28"/>
+              </w:rPr>
+              <w:t>Annexe site boxe</w:t>
+            </w:r>
+          </w:p>
+          <w:p>
+            <w:pPr>
+              <w:jc w:val="center"/>
+              <w:rPr>
+                <w:i/>
+                <w:color w:val="404040"/>
+                <w:sz w:val="28"/>
+                <w:szCs w:val="28"/>
+              </w:rPr>
+            </w:pPr>
+          </w:p>
         </w:tc>
       </w:tr>
     </w:tbl>
@@ -17113,9 +18918,46 @@
       <w:pPr>
         <w:jc w:val="both"/>
       </w:pPr>
+      <w:r>
+        <w:drawing>
+          <wp:inline distT="0" distB="0" distL="0" distR="0" wp14:anchorId="23704798" wp14:editId="541A3443">
+            <wp:extent cx="6120130" cy="3289300"/>
+            <wp:effectExtent l="0" t="0" r="0" b="6350"/>
+            <wp:docPr id="99102995" name="Image 1"/>
+            <wp:cNvGraphicFramePr>
+              <a:graphicFrameLocks xmlns:a="http://schemas.openxmlformats.org/drawingml/2006/main" noChangeAspect="1"/>
+            </wp:cNvGraphicFramePr>
+            <a:graphic xmlns:a="http://schemas.openxmlformats.org/drawingml/2006/main">
+              <a:graphicData uri="http://schemas.openxmlformats.org/drawingml/2006/picture">
+                <pic:pic xmlns:pic="http://schemas.openxmlformats.org/drawingml/2006/picture">
+                  <pic:nvPicPr>
+                    <pic:cNvPr id="99102995" name=""/>
+                    <pic:cNvPicPr/>
+                  </pic:nvPicPr>
+                  <pic:blipFill>
+                    <a:blip r:embed="rId12"/>
+                    <a:stretch>
+                      <a:fillRect/>
+                    </a:stretch>
+                  </pic:blipFill>
+                  <pic:spPr>
+                    <a:xfrm>
+                      <a:off x="0" y="0"/>
+                      <a:ext cx="6120130" cy="3289300"/>
+                    </a:xfrm>
+                    <a:prstGeom prst="rect">
+                      <a:avLst/>
+                    </a:prstGeom>
+                  </pic:spPr>
+                </pic:pic>
+              </a:graphicData>
+            </a:graphic>
+          </wp:inline>
+        </w:drawing>
+      </w:r>
     </w:p>
     <w:sectPr>
-      <w:headerReference w:type="default" r:id="rId15"/>
+      <w:headerReference w:type="default" r:id="rId13"/>
       <w:pgSz w:w="11906" w:h="16838"/>
       <w:pgMar w:top="1418" w:right="1134" w:bottom="1418" w:left="1134" w:header="737" w:footer="510" w:gutter="0"/>
       <w:cols w:space="720"/>
@@ -17241,7 +19083,7 @@
         <w:noProof/>
       </w:rPr>
       <mc:AlternateContent>
-        <mc:Choice Requires="wpg">
+        <mc:Choice Requires="wps">
           <w:drawing>
             <wp:anchor distT="0" distB="0" distL="0" distR="0" simplePos="0" relativeHeight="251659264" behindDoc="1" locked="0" layoutInCell="1" hidden="0" allowOverlap="1" wp14:anchorId="550A3A04" wp14:editId="04609182">
               <wp:simplePos x="0" y="0"/>
@@ -17300,47 +19142,47 @@
             </wp:anchor>
           </w:drawing>
         </mc:Choice>
-        <mc:Fallback xmlns:cr="http://schemas.microsoft.com/office/comments/2020/reactions" xmlns="http://schemas.microsoft.com/office/tasks/2019/documenttasks" xmlns:dgm="http://schemas.openxmlformats.org/drawingml/2006/diagram" xmlns:lc="http://schemas.openxmlformats.org/drawingml/2006/lockedCanvas" xmlns:c="http://schemas.openxmlformats.org/drawingml/2006/chart" xmlns:pic="http://schemas.openxmlformats.org/drawingml/2006/picture" xmlns:a="http://schemas.openxmlformats.org/drawingml/2006/main" xmlns:sl="http://schemas.openxmlformats.org/schemaLibrary/2006/main">
-          <w:drawing>
-            <wp:anchor allowOverlap="1" behindDoc="1" distB="0" distT="0" distL="0" distR="0" hidden="0" layoutInCell="1" locked="0" relativeHeight="0" simplePos="0">
-              <wp:simplePos x="0" y="0"/>
-              <wp:positionH relativeFrom="column">
-                <wp:posOffset>-165099</wp:posOffset>
-              </wp:positionH>
-              <wp:positionV relativeFrom="paragraph">
-                <wp:posOffset>9931400</wp:posOffset>
-              </wp:positionV>
-              <wp:extent cx="581025" cy="365125"/>
-              <wp:effectExtent b="0" l="0" r="0" t="0"/>
-              <wp:wrapNone/>
-              <wp:docPr id="2" name="image3.png"/>
-              <a:graphic>
-                <a:graphicData uri="http://schemas.openxmlformats.org/drawingml/2006/picture">
-                  <pic:pic>
-                    <pic:nvPicPr>
-                      <pic:cNvPr id="0" name="image3.png"/>
-                      <pic:cNvPicPr preferRelativeResize="0"/>
-                    </pic:nvPicPr>
-                    <pic:blipFill>
-                      <a:blip r:embed="rId1"/>
-                      <a:srcRect/>
-                      <a:stretch>
-                        <a:fillRect/>
-                      </a:stretch>
-                    </pic:blipFill>
-                    <pic:spPr>
-                      <a:xfrm>
-                        <a:off x="0" y="0"/>
-                        <a:ext cx="581025" cy="365125"/>
-                      </a:xfrm>
-                      <a:prstGeom prst="rect"/>
-                      <a:ln/>
-                    </pic:spPr>
-                  </pic:pic>
-                </a:graphicData>
-              </a:graphic>
-            </wp:anchor>
-          </w:drawing>
+        <mc:Fallback>
+          <w:pict>
+            <v:shapetype w14:anchorId="550A3A04" id="_x0000_t186" coordsize="21600,21600" o:spt="186" adj="1800" path="m@9,nfqx@0@0l@0@7qy0@4@0@8l@0@6qy@9,21600em@10,nfqx@5@0l@5@7qy21600@4@5@8l@5@6qy@10,21600em@9,nsqx@0@0l@0@7qy0@4@0@8l@0@6qy@9,21600l@10,21600qx@5@6l@5@8qy21600@4@5@7l@5@0qy@10,xe" filled="f">
+              <v:formulas>
+                <v:f eqn="val #0"/>
+                <v:f eqn="val width"/>
+                <v:f eqn="val height"/>
+                <v:f eqn="prod width 1 2"/>
+                <v:f eqn="prod height 1 2"/>
+                <v:f eqn="sum width 0 #0"/>
+                <v:f eqn="sum height 0 #0"/>
+                <v:f eqn="sum @4 0 #0"/>
+                <v:f eqn="sum @4 #0 0"/>
+                <v:f eqn="prod #0 2 1"/>
+                <v:f eqn="sum width 0 @9"/>
+                <v:f eqn="prod #0 9598 32768"/>
+                <v:f eqn="sum height 0 @11"/>
+                <v:f eqn="sum @11 #0 0"/>
+                <v:f eqn="sum width 0 @13"/>
+              </v:formulas>
+              <v:path o:extrusionok="f" limo="10800,10800" o:connecttype="custom" o:connectlocs="@3,0;0,@4;@3,@2;@1,@4" textboxrect="@13,@11,@14,@12"/>
+              <v:handles>
+                <v:h position="topLeft,#0" switch="" yrange="0,5400"/>
+              </v:handles>
+            </v:shapetype>
+            <v:shape id="Accolades 2" o:spid="_x0000_s1029" type="#_x0000_t186" style="position:absolute;left:0;text-align:left;margin-left:-13pt;margin-top:782pt;width:45.75pt;height:28.75pt;rotation:90;z-index:-251657216;visibility:visible;mso-wrap-style:square;mso-wrap-distance-left:0;mso-wrap-distance-top:0;mso-wrap-distance-right:0;mso-wrap-distance-bottom:0;mso-position-horizontal:absolute;mso-position-horizontal-relative:text;mso-position-vertical:absolute;mso-position-vertical-relative:text;v-text-anchor:middle" o:gfxdata="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" strokecolor="white">
+              <v:stroke startarrowwidth="narrow" startarrowlength="short" endarrowwidth="narrow" endarrowlength="short"/>
+              <v:textbox inset="2.53958mm,1.2694mm,2.53958mm,1.2694mm">
+                <w:txbxContent>
+                  <w:p>
+                    <w:pPr>
+                      <w:spacing w:after="0" w:line="288" w:lineRule="auto"/>
+                      <w:ind w:right="-56"/>
+                      <w:jc w:val="right"/>
+                      <w:textDirection w:val="btLr"/>
+                    </w:pPr>
+                  </w:p>
+                </w:txbxContent>
+              </v:textbox>
+            </v:shape>
+          </w:pict>
         </mc:Fallback>
       </mc:AlternateContent>
     </w:r>
@@ -17455,7 +19297,7 @@
         <w:noProof/>
       </w:rPr>
       <mc:AlternateContent>
-        <mc:Choice Requires="wpg">
+        <mc:Choice Requires="wps">
           <w:drawing>
             <wp:anchor distT="0" distB="0" distL="0" distR="0" simplePos="0" relativeHeight="251658240" behindDoc="1" locked="0" layoutInCell="1" hidden="0" allowOverlap="1" wp14:anchorId="07BAEAD7" wp14:editId="28CFFFF1">
               <wp:simplePos x="0" y="0"/>
@@ -17514,47 +19356,47 @@
             </wp:anchor>
           </w:drawing>
         </mc:Choice>
-        <mc:Fallback xmlns:cr="http://schemas.microsoft.com/office/comments/2020/reactions" xmlns="http://schemas.microsoft.com/office/tasks/2019/documenttasks" xmlns:dgm="http://schemas.openxmlformats.org/drawingml/2006/diagram" xmlns:lc="http://schemas.openxmlformats.org/drawingml/2006/lockedCanvas" xmlns:c="http://schemas.openxmlformats.org/drawingml/2006/chart" xmlns:pic="http://schemas.openxmlformats.org/drawingml/2006/picture" xmlns:a="http://schemas.openxmlformats.org/drawingml/2006/main" xmlns:sl="http://schemas.openxmlformats.org/schemaLibrary/2006/main">
-          <w:drawing>
-            <wp:anchor allowOverlap="1" behindDoc="1" distB="0" distT="0" distL="0" distR="0" hidden="0" layoutInCell="1" locked="0" relativeHeight="0" simplePos="0">
-              <wp:simplePos x="0" y="0"/>
-              <wp:positionH relativeFrom="column">
-                <wp:posOffset>5664200</wp:posOffset>
-              </wp:positionH>
-              <wp:positionV relativeFrom="paragraph">
-                <wp:posOffset>9931400</wp:posOffset>
-              </wp:positionV>
-              <wp:extent cx="581025" cy="365125"/>
-              <wp:effectExtent b="0" l="0" r="0" t="0"/>
-              <wp:wrapNone/>
-              <wp:docPr id="3" name="image4.png"/>
-              <a:graphic>
-                <a:graphicData uri="http://schemas.openxmlformats.org/drawingml/2006/picture">
-                  <pic:pic>
-                    <pic:nvPicPr>
-                      <pic:cNvPr id="0" name="image4.png"/>
-                      <pic:cNvPicPr preferRelativeResize="0"/>
-                    </pic:nvPicPr>
-                    <pic:blipFill>
-                      <a:blip r:embed="rId1"/>
-                      <a:srcRect/>
-                      <a:stretch>
-                        <a:fillRect/>
-                      </a:stretch>
-                    </pic:blipFill>
-                    <pic:spPr>
-                      <a:xfrm>
-                        <a:off x="0" y="0"/>
-                        <a:ext cx="581025" cy="365125"/>
-                      </a:xfrm>
-                      <a:prstGeom prst="rect"/>
-                      <a:ln/>
-                    </pic:spPr>
-                  </pic:pic>
-                </a:graphicData>
-              </a:graphic>
-            </wp:anchor>
-          </w:drawing>
+        <mc:Fallback>
+          <w:pict>
+            <v:shapetype w14:anchorId="07BAEAD7" id="_x0000_t186" coordsize="21600,21600" o:spt="186" adj="1800" path="m@9,nfqx@0@0l@0@7qy0@4@0@8l@0@6qy@9,21600em@10,nfqx@5@0l@5@7qy21600@4@5@8l@5@6qy@10,21600em@9,nsqx@0@0l@0@7qy0@4@0@8l@0@6qy@9,21600l@10,21600qx@5@6l@5@8qy21600@4@5@7l@5@0qy@10,xe" filled="f">
+              <v:formulas>
+                <v:f eqn="val #0"/>
+                <v:f eqn="val width"/>
+                <v:f eqn="val height"/>
+                <v:f eqn="prod width 1 2"/>
+                <v:f eqn="prod height 1 2"/>
+                <v:f eqn="sum width 0 #0"/>
+                <v:f eqn="sum height 0 #0"/>
+                <v:f eqn="sum @4 0 #0"/>
+                <v:f eqn="sum @4 #0 0"/>
+                <v:f eqn="prod #0 2 1"/>
+                <v:f eqn="sum width 0 @9"/>
+                <v:f eqn="prod #0 9598 32768"/>
+                <v:f eqn="sum height 0 @11"/>
+                <v:f eqn="sum @11 #0 0"/>
+                <v:f eqn="sum width 0 @13"/>
+              </v:formulas>
+              <v:path o:extrusionok="f" limo="10800,10800" o:connecttype="custom" o:connectlocs="@3,0;0,@4;@3,@2;@1,@4" textboxrect="@13,@11,@14,@12"/>
+              <v:handles>
+                <v:h position="topLeft,#0" switch="" yrange="0,5400"/>
+              </v:handles>
+            </v:shapetype>
+            <v:shape id="Accolades 3" o:spid="_x0000_s1030" type="#_x0000_t186" style="position:absolute;left:0;text-align:left;margin-left:446pt;margin-top:782pt;width:45.75pt;height:28.75pt;rotation:90;z-index:-251658240;visibility:visible;mso-wrap-style:square;mso-wrap-distance-left:0;mso-wrap-distance-top:0;mso-wrap-distance-right:0;mso-wrap-distance-bottom:0;mso-position-horizontal:absolute;mso-position-horizontal-relative:text;mso-position-vertical:absolute;mso-position-vertical-relative:text;v-text-anchor:middle" o:gfxdata="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" strokecolor="white">
+              <v:stroke startarrowwidth="narrow" startarrowlength="short" endarrowwidth="narrow" endarrowlength="short"/>
+              <v:textbox inset="2.53958mm,1.2694mm,2.53958mm,1.2694mm">
+                <w:txbxContent>
+                  <w:p>
+                    <w:pPr>
+                      <w:spacing w:after="0" w:line="288" w:lineRule="auto"/>
+                      <w:ind w:right="-56"/>
+                      <w:jc w:val="right"/>
+                      <w:textDirection w:val="btLr"/>
+                    </w:pPr>
+                  </w:p>
+                </w:txbxContent>
+              </v:textbox>
+            </v:shape>
+          </w:pict>
         </mc:Fallback>
       </mc:AlternateContent>
     </w:r>
@@ -18693,6 +20535,602 @@
 <file path=word/numbering.xml><?xml version="1.0" encoding="utf-8"?>
 <w:numbering xmlns:wpc="http://schemas.microsoft.com/office/word/2010/wordprocessingCanvas" xmlns:cx="http://schemas.microsoft.com/office/drawing/2014/chartex" xmlns:cx1="http://schemas.microsoft.com/office/drawing/2015/9/8/chartex" xmlns:cx2="http://schemas.microsoft.com/office/drawing/2015/10/21/chartex" xmlns:cx3="http://schemas.microsoft.com/office/drawing/2016/5/9/chartex" xmlns:cx4="http://schemas.microsoft.com/office/drawing/2016/5/10/chartex" xmlns:cx5="http://schemas.microsoft.com/office/drawing/2016/5/11/chartex" xmlns:cx6="http://schemas.microsoft.com/office/drawing/2016/5/12/chartex" xmlns:cx7="http://schemas.microsoft.com/office/drawing/2016/5/13/chartex" xmlns:cx8="http://schemas.microsoft.com/office/drawing/2016/5/14/chartex" xmlns:mc="http://schemas.openxmlformats.org/markup-compatibility/2006" xmlns:aink="http://schemas.microsoft.com/office/drawing/2016/ink" xmlns:am3d="http://schemas.microsoft.com/office/drawing/2017/model3d" xmlns:o="urn:schemas-microsoft-com:office:office" xmlns:oel="http://schemas.microsoft.com/office/2019/extlst" xmlns:r="http://schemas.openxmlformats.org/officeDocument/2006/relationships" xmlns:m="http://schemas.openxmlformats.org/officeDocument/2006/math" xmlns:v="urn:schemas-microsoft-com:vml" xmlns:wp14="http://schemas.microsoft.com/office/word/2010/wordprocessingDrawing" xmlns:wp="http://schemas.openxmlformats.org/drawingml/2006/wordprocessingDrawing" xmlns:w10="urn:schemas-microsoft-com:office:word" xmlns:w="http://schemas.openxmlformats.org/wordprocessingml/2006/main" xmlns:w14="http://schemas.microsoft.com/office/word/2010/wordml" xmlns:w15="http://schemas.microsoft.com/office/word/2012/wordml" xmlns:w16cex="http://schemas.microsoft.com/office/word/2018/wordml/cex" xmlns:w16cid="http://schemas.microsoft.com/office/word/2016/wordml/cid" xmlns:w16="http://schemas.microsoft.com/office/word/2018/wordml" xmlns:w16du="http://schemas.microsoft.com/office/word/2023/wordml/word16du" xmlns:w16sdtdh="http://schemas.microsoft.com/office/word/2020/wordml/sdtdatahash" xmlns:w16se="http://schemas.microsoft.com/office/word/2015/wordml/symex" xmlns:wpg="http://schemas.microsoft.com/office/word/2010/wordprocessingGroup" xmlns:wpi="http://schemas.microsoft.com/office/word/2010/wordprocessingInk" xmlns:wne="http://schemas.microsoft.com/office/word/2006/wordml" xmlns:wps="http://schemas.microsoft.com/office/word/2010/wordprocessingShape" mc:Ignorable="w14 w15 w16se w16cid w16 w16cex w16sdtdh w16du wp14">
   <w:abstractNum w:abstractNumId="0" w15:restartNumberingAfterBreak="0">
+    <w:nsid w:val="0EB2755A"/>
+    <w:multiLevelType w:val="multilevel"/>
+    <w:tmpl w:val="79B483AC"/>
+    <w:lvl w:ilvl="0">
+      <w:start w:val="1"/>
+      <w:numFmt w:val="bullet"/>
+      <w:lvlText w:val=""/>
+      <w:lvlJc w:val="left"/>
+      <w:pPr>
+        <w:tabs>
+          <w:tab w:val="num" w:pos="720"/>
+        </w:tabs>
+        <w:ind w:left="720" w:hanging="360"/>
+      </w:pPr>
+      <w:rPr>
+        <w:rFonts w:ascii="Symbol" w:hAnsi="Symbol" w:hint="default"/>
+        <w:sz w:val="20"/>
+      </w:rPr>
+    </w:lvl>
+    <w:lvl w:ilvl="1" w:tentative="1">
+      <w:start w:val="1"/>
+      <w:numFmt w:val="bullet"/>
+      <w:lvlText w:val="o"/>
+      <w:lvlJc w:val="left"/>
+      <w:pPr>
+        <w:tabs>
+          <w:tab w:val="num" w:pos="1440"/>
+        </w:tabs>
+        <w:ind w:left="1440" w:hanging="360"/>
+      </w:pPr>
+      <w:rPr>
+        <w:rFonts w:ascii="Courier New" w:hAnsi="Courier New" w:hint="default"/>
+        <w:sz w:val="20"/>
+      </w:rPr>
+    </w:lvl>
+    <w:lvl w:ilvl="2" w:tentative="1">
+      <w:start w:val="1"/>
+      <w:numFmt w:val="bullet"/>
+      <w:lvlText w:val=""/>
+      <w:lvlJc w:val="left"/>
+      <w:pPr>
+        <w:tabs>
+          <w:tab w:val="num" w:pos="2160"/>
+        </w:tabs>
+        <w:ind w:left="2160" w:hanging="360"/>
+      </w:pPr>
+      <w:rPr>
+        <w:rFonts w:ascii="Wingdings" w:hAnsi="Wingdings" w:hint="default"/>
+        <w:sz w:val="20"/>
+      </w:rPr>
+    </w:lvl>
+    <w:lvl w:ilvl="3" w:tentative="1">
+      <w:start w:val="1"/>
+      <w:numFmt w:val="bullet"/>
+      <w:lvlText w:val=""/>
+      <w:lvlJc w:val="left"/>
+      <w:pPr>
+        <w:tabs>
+          <w:tab w:val="num" w:pos="2880"/>
+        </w:tabs>
+        <w:ind w:left="2880" w:hanging="360"/>
+      </w:pPr>
+      <w:rPr>
+        <w:rFonts w:ascii="Wingdings" w:hAnsi="Wingdings" w:hint="default"/>
+        <w:sz w:val="20"/>
+      </w:rPr>
+    </w:lvl>
+    <w:lvl w:ilvl="4" w:tentative="1">
+      <w:start w:val="1"/>
+      <w:numFmt w:val="bullet"/>
+      <w:lvlText w:val=""/>
+      <w:lvlJc w:val="left"/>
+      <w:pPr>
+        <w:tabs>
+          <w:tab w:val="num" w:pos="3600"/>
+        </w:tabs>
+        <w:ind w:left="3600" w:hanging="360"/>
+      </w:pPr>
+      <w:rPr>
+        <w:rFonts w:ascii="Wingdings" w:hAnsi="Wingdings" w:hint="default"/>
+        <w:sz w:val="20"/>
+      </w:rPr>
+    </w:lvl>
+    <w:lvl w:ilvl="5" w:tentative="1">
+      <w:start w:val="1"/>
+      <w:numFmt w:val="bullet"/>
+      <w:lvlText w:val=""/>
+      <w:lvlJc w:val="left"/>
+      <w:pPr>
+        <w:tabs>
+          <w:tab w:val="num" w:pos="4320"/>
+        </w:tabs>
+        <w:ind w:left="4320" w:hanging="360"/>
+      </w:pPr>
+      <w:rPr>
+        <w:rFonts w:ascii="Wingdings" w:hAnsi="Wingdings" w:hint="default"/>
+        <w:sz w:val="20"/>
+      </w:rPr>
+    </w:lvl>
+    <w:lvl w:ilvl="6" w:tentative="1">
+      <w:start w:val="1"/>
+      <w:numFmt w:val="bullet"/>
+      <w:lvlText w:val=""/>
+      <w:lvlJc w:val="left"/>
+      <w:pPr>
+        <w:tabs>
+          <w:tab w:val="num" w:pos="5040"/>
+        </w:tabs>
+        <w:ind w:left="5040" w:hanging="360"/>
+      </w:pPr>
+      <w:rPr>
+        <w:rFonts w:ascii="Wingdings" w:hAnsi="Wingdings" w:hint="default"/>
+        <w:sz w:val="20"/>
+      </w:rPr>
+    </w:lvl>
+    <w:lvl w:ilvl="7" w:tentative="1">
+      <w:start w:val="1"/>
+      <w:numFmt w:val="bullet"/>
+      <w:lvlText w:val=""/>
+      <w:lvlJc w:val="left"/>
+      <w:pPr>
+        <w:tabs>
+          <w:tab w:val="num" w:pos="5760"/>
+        </w:tabs>
+        <w:ind w:left="5760" w:hanging="360"/>
+      </w:pPr>
+      <w:rPr>
+        <w:rFonts w:ascii="Wingdings" w:hAnsi="Wingdings" w:hint="default"/>
+        <w:sz w:val="20"/>
+      </w:rPr>
+    </w:lvl>
+    <w:lvl w:ilvl="8" w:tentative="1">
+      <w:start w:val="1"/>
+      <w:numFmt w:val="bullet"/>
+      <w:lvlText w:val=""/>
+      <w:lvlJc w:val="left"/>
+      <w:pPr>
+        <w:tabs>
+          <w:tab w:val="num" w:pos="6480"/>
+        </w:tabs>
+        <w:ind w:left="6480" w:hanging="360"/>
+      </w:pPr>
+      <w:rPr>
+        <w:rFonts w:ascii="Wingdings" w:hAnsi="Wingdings" w:hint="default"/>
+        <w:sz w:val="20"/>
+      </w:rPr>
+    </w:lvl>
+  </w:abstractNum>
+  <w:abstractNum w:abstractNumId="1" w15:restartNumberingAfterBreak="0">
+    <w:nsid w:val="195B5D7B"/>
+    <w:multiLevelType w:val="multilevel"/>
+    <w:tmpl w:val="1DA6C70C"/>
+    <w:lvl w:ilvl="0">
+      <w:start w:val="1"/>
+      <w:numFmt w:val="bullet"/>
+      <w:lvlText w:val=""/>
+      <w:lvlJc w:val="left"/>
+      <w:pPr>
+        <w:tabs>
+          <w:tab w:val="num" w:pos="720"/>
+        </w:tabs>
+        <w:ind w:left="720" w:hanging="360"/>
+      </w:pPr>
+      <w:rPr>
+        <w:rFonts w:ascii="Symbol" w:hAnsi="Symbol" w:hint="default"/>
+        <w:sz w:val="20"/>
+      </w:rPr>
+    </w:lvl>
+    <w:lvl w:ilvl="1" w:tentative="1">
+      <w:start w:val="1"/>
+      <w:numFmt w:val="bullet"/>
+      <w:lvlText w:val="o"/>
+      <w:lvlJc w:val="left"/>
+      <w:pPr>
+        <w:tabs>
+          <w:tab w:val="num" w:pos="1440"/>
+        </w:tabs>
+        <w:ind w:left="1440" w:hanging="360"/>
+      </w:pPr>
+      <w:rPr>
+        <w:rFonts w:ascii="Courier New" w:hAnsi="Courier New" w:hint="default"/>
+        <w:sz w:val="20"/>
+      </w:rPr>
+    </w:lvl>
+    <w:lvl w:ilvl="2" w:tentative="1">
+      <w:start w:val="1"/>
+      <w:numFmt w:val="bullet"/>
+      <w:lvlText w:val=""/>
+      <w:lvlJc w:val="left"/>
+      <w:pPr>
+        <w:tabs>
+          <w:tab w:val="num" w:pos="2160"/>
+        </w:tabs>
+        <w:ind w:left="2160" w:hanging="360"/>
+      </w:pPr>
+      <w:rPr>
+        <w:rFonts w:ascii="Wingdings" w:hAnsi="Wingdings" w:hint="default"/>
+        <w:sz w:val="20"/>
+      </w:rPr>
+    </w:lvl>
+    <w:lvl w:ilvl="3" w:tentative="1">
+      <w:start w:val="1"/>
+      <w:numFmt w:val="bullet"/>
+      <w:lvlText w:val=""/>
+      <w:lvlJc w:val="left"/>
+      <w:pPr>
+        <w:tabs>
+          <w:tab w:val="num" w:pos="2880"/>
+        </w:tabs>
+        <w:ind w:left="2880" w:hanging="360"/>
+      </w:pPr>
+      <w:rPr>
+        <w:rFonts w:ascii="Wingdings" w:hAnsi="Wingdings" w:hint="default"/>
+        <w:sz w:val="20"/>
+      </w:rPr>
+    </w:lvl>
+    <w:lvl w:ilvl="4" w:tentative="1">
+      <w:start w:val="1"/>
+      <w:numFmt w:val="bullet"/>
+      <w:lvlText w:val=""/>
+      <w:lvlJc w:val="left"/>
+      <w:pPr>
+        <w:tabs>
+          <w:tab w:val="num" w:pos="3600"/>
+        </w:tabs>
+        <w:ind w:left="3600" w:hanging="360"/>
+      </w:pPr>
+      <w:rPr>
+        <w:rFonts w:ascii="Wingdings" w:hAnsi="Wingdings" w:hint="default"/>
+        <w:sz w:val="20"/>
+      </w:rPr>
+    </w:lvl>
+    <w:lvl w:ilvl="5" w:tentative="1">
+      <w:start w:val="1"/>
+      <w:numFmt w:val="bullet"/>
+      <w:lvlText w:val=""/>
+      <w:lvlJc w:val="left"/>
+      <w:pPr>
+        <w:tabs>
+          <w:tab w:val="num" w:pos="4320"/>
+        </w:tabs>
+        <w:ind w:left="4320" w:hanging="360"/>
+      </w:pPr>
+      <w:rPr>
+        <w:rFonts w:ascii="Wingdings" w:hAnsi="Wingdings" w:hint="default"/>
+        <w:sz w:val="20"/>
+      </w:rPr>
+    </w:lvl>
+    <w:lvl w:ilvl="6" w:tentative="1">
+      <w:start w:val="1"/>
+      <w:numFmt w:val="bullet"/>
+      <w:lvlText w:val=""/>
+      <w:lvlJc w:val="left"/>
+      <w:pPr>
+        <w:tabs>
+          <w:tab w:val="num" w:pos="5040"/>
+        </w:tabs>
+        <w:ind w:left="5040" w:hanging="360"/>
+      </w:pPr>
+      <w:rPr>
+        <w:rFonts w:ascii="Wingdings" w:hAnsi="Wingdings" w:hint="default"/>
+        <w:sz w:val="20"/>
+      </w:rPr>
+    </w:lvl>
+    <w:lvl w:ilvl="7" w:tentative="1">
+      <w:start w:val="1"/>
+      <w:numFmt w:val="bullet"/>
+      <w:lvlText w:val=""/>
+      <w:lvlJc w:val="left"/>
+      <w:pPr>
+        <w:tabs>
+          <w:tab w:val="num" w:pos="5760"/>
+        </w:tabs>
+        <w:ind w:left="5760" w:hanging="360"/>
+      </w:pPr>
+      <w:rPr>
+        <w:rFonts w:ascii="Wingdings" w:hAnsi="Wingdings" w:hint="default"/>
+        <w:sz w:val="20"/>
+      </w:rPr>
+    </w:lvl>
+    <w:lvl w:ilvl="8" w:tentative="1">
+      <w:start w:val="1"/>
+      <w:numFmt w:val="bullet"/>
+      <w:lvlText w:val=""/>
+      <w:lvlJc w:val="left"/>
+      <w:pPr>
+        <w:tabs>
+          <w:tab w:val="num" w:pos="6480"/>
+        </w:tabs>
+        <w:ind w:left="6480" w:hanging="360"/>
+      </w:pPr>
+      <w:rPr>
+        <w:rFonts w:ascii="Wingdings" w:hAnsi="Wingdings" w:hint="default"/>
+        <w:sz w:val="20"/>
+      </w:rPr>
+    </w:lvl>
+  </w:abstractNum>
+  <w:abstractNum w:abstractNumId="2" w15:restartNumberingAfterBreak="0">
+    <w:nsid w:val="1B65338B"/>
+    <w:multiLevelType w:val="multilevel"/>
+    <w:tmpl w:val="5044BF54"/>
+    <w:lvl w:ilvl="0">
+      <w:start w:val="1"/>
+      <w:numFmt w:val="bullet"/>
+      <w:lvlText w:val=""/>
+      <w:lvlJc w:val="left"/>
+      <w:pPr>
+        <w:tabs>
+          <w:tab w:val="num" w:pos="720"/>
+        </w:tabs>
+        <w:ind w:left="720" w:hanging="360"/>
+      </w:pPr>
+      <w:rPr>
+        <w:rFonts w:ascii="Symbol" w:hAnsi="Symbol" w:hint="default"/>
+        <w:sz w:val="20"/>
+      </w:rPr>
+    </w:lvl>
+    <w:lvl w:ilvl="1" w:tentative="1">
+      <w:start w:val="1"/>
+      <w:numFmt w:val="bullet"/>
+      <w:lvlText w:val="o"/>
+      <w:lvlJc w:val="left"/>
+      <w:pPr>
+        <w:tabs>
+          <w:tab w:val="num" w:pos="1440"/>
+        </w:tabs>
+        <w:ind w:left="1440" w:hanging="360"/>
+      </w:pPr>
+      <w:rPr>
+        <w:rFonts w:ascii="Courier New" w:hAnsi="Courier New" w:hint="default"/>
+        <w:sz w:val="20"/>
+      </w:rPr>
+    </w:lvl>
+    <w:lvl w:ilvl="2" w:tentative="1">
+      <w:start w:val="1"/>
+      <w:numFmt w:val="bullet"/>
+      <w:lvlText w:val=""/>
+      <w:lvlJc w:val="left"/>
+      <w:pPr>
+        <w:tabs>
+          <w:tab w:val="num" w:pos="2160"/>
+        </w:tabs>
+        <w:ind w:left="2160" w:hanging="360"/>
+      </w:pPr>
+      <w:rPr>
+        <w:rFonts w:ascii="Wingdings" w:hAnsi="Wingdings" w:hint="default"/>
+        <w:sz w:val="20"/>
+      </w:rPr>
+    </w:lvl>
+    <w:lvl w:ilvl="3" w:tentative="1">
+      <w:start w:val="1"/>
+      <w:numFmt w:val="bullet"/>
+      <w:lvlText w:val=""/>
+      <w:lvlJc w:val="left"/>
+      <w:pPr>
+        <w:tabs>
+          <w:tab w:val="num" w:pos="2880"/>
+        </w:tabs>
+        <w:ind w:left="2880" w:hanging="360"/>
+      </w:pPr>
+      <w:rPr>
+        <w:rFonts w:ascii="Wingdings" w:hAnsi="Wingdings" w:hint="default"/>
+        <w:sz w:val="20"/>
+      </w:rPr>
+    </w:lvl>
+    <w:lvl w:ilvl="4" w:tentative="1">
+      <w:start w:val="1"/>
+      <w:numFmt w:val="bullet"/>
+      <w:lvlText w:val=""/>
+      <w:lvlJc w:val="left"/>
+      <w:pPr>
+        <w:tabs>
+          <w:tab w:val="num" w:pos="3600"/>
+        </w:tabs>
+        <w:ind w:left="3600" w:hanging="360"/>
+      </w:pPr>
+      <w:rPr>
+        <w:rFonts w:ascii="Wingdings" w:hAnsi="Wingdings" w:hint="default"/>
+        <w:sz w:val="20"/>
+      </w:rPr>
+    </w:lvl>
+    <w:lvl w:ilvl="5" w:tentative="1">
+      <w:start w:val="1"/>
+      <w:numFmt w:val="bullet"/>
+      <w:lvlText w:val=""/>
+      <w:lvlJc w:val="left"/>
+      <w:pPr>
+        <w:tabs>
+          <w:tab w:val="num" w:pos="4320"/>
+        </w:tabs>
+        <w:ind w:left="4320" w:hanging="360"/>
+      </w:pPr>
+      <w:rPr>
+        <w:rFonts w:ascii="Wingdings" w:hAnsi="Wingdings" w:hint="default"/>
+        <w:sz w:val="20"/>
+      </w:rPr>
+    </w:lvl>
+    <w:lvl w:ilvl="6" w:tentative="1">
+      <w:start w:val="1"/>
+      <w:numFmt w:val="bullet"/>
+      <w:lvlText w:val=""/>
+      <w:lvlJc w:val="left"/>
+      <w:pPr>
+        <w:tabs>
+          <w:tab w:val="num" w:pos="5040"/>
+        </w:tabs>
+        <w:ind w:left="5040" w:hanging="360"/>
+      </w:pPr>
+      <w:rPr>
+        <w:rFonts w:ascii="Wingdings" w:hAnsi="Wingdings" w:hint="default"/>
+        <w:sz w:val="20"/>
+      </w:rPr>
+    </w:lvl>
+    <w:lvl w:ilvl="7" w:tentative="1">
+      <w:start w:val="1"/>
+      <w:numFmt w:val="bullet"/>
+      <w:lvlText w:val=""/>
+      <w:lvlJc w:val="left"/>
+      <w:pPr>
+        <w:tabs>
+          <w:tab w:val="num" w:pos="5760"/>
+        </w:tabs>
+        <w:ind w:left="5760" w:hanging="360"/>
+      </w:pPr>
+      <w:rPr>
+        <w:rFonts w:ascii="Wingdings" w:hAnsi="Wingdings" w:hint="default"/>
+        <w:sz w:val="20"/>
+      </w:rPr>
+    </w:lvl>
+    <w:lvl w:ilvl="8" w:tentative="1">
+      <w:start w:val="1"/>
+      <w:numFmt w:val="bullet"/>
+      <w:lvlText w:val=""/>
+      <w:lvlJc w:val="left"/>
+      <w:pPr>
+        <w:tabs>
+          <w:tab w:val="num" w:pos="6480"/>
+        </w:tabs>
+        <w:ind w:left="6480" w:hanging="360"/>
+      </w:pPr>
+      <w:rPr>
+        <w:rFonts w:ascii="Wingdings" w:hAnsi="Wingdings" w:hint="default"/>
+        <w:sz w:val="20"/>
+      </w:rPr>
+    </w:lvl>
+  </w:abstractNum>
+  <w:abstractNum w:abstractNumId="3" w15:restartNumberingAfterBreak="0">
+    <w:nsid w:val="1C692EA2"/>
+    <w:multiLevelType w:val="multilevel"/>
+    <w:tmpl w:val="5D34FBC0"/>
+    <w:lvl w:ilvl="0">
+      <w:start w:val="1"/>
+      <w:numFmt w:val="bullet"/>
+      <w:lvlText w:val=""/>
+      <w:lvlJc w:val="left"/>
+      <w:pPr>
+        <w:tabs>
+          <w:tab w:val="num" w:pos="720"/>
+        </w:tabs>
+        <w:ind w:left="720" w:hanging="360"/>
+      </w:pPr>
+      <w:rPr>
+        <w:rFonts w:ascii="Symbol" w:hAnsi="Symbol" w:hint="default"/>
+        <w:sz w:val="20"/>
+      </w:rPr>
+    </w:lvl>
+    <w:lvl w:ilvl="1" w:tentative="1">
+      <w:start w:val="1"/>
+      <w:numFmt w:val="bullet"/>
+      <w:lvlText w:val="o"/>
+      <w:lvlJc w:val="left"/>
+      <w:pPr>
+        <w:tabs>
+          <w:tab w:val="num" w:pos="1440"/>
+        </w:tabs>
+        <w:ind w:left="1440" w:hanging="360"/>
+      </w:pPr>
+      <w:rPr>
+        <w:rFonts w:ascii="Courier New" w:hAnsi="Courier New" w:hint="default"/>
+        <w:sz w:val="20"/>
+      </w:rPr>
+    </w:lvl>
+    <w:lvl w:ilvl="2" w:tentative="1">
+      <w:start w:val="1"/>
+      <w:numFmt w:val="bullet"/>
+      <w:lvlText w:val=""/>
+      <w:lvlJc w:val="left"/>
+      <w:pPr>
+        <w:tabs>
+          <w:tab w:val="num" w:pos="2160"/>
+        </w:tabs>
+        <w:ind w:left="2160" w:hanging="360"/>
+      </w:pPr>
+      <w:rPr>
+        <w:rFonts w:ascii="Wingdings" w:hAnsi="Wingdings" w:hint="default"/>
+        <w:sz w:val="20"/>
+      </w:rPr>
+    </w:lvl>
+    <w:lvl w:ilvl="3" w:tentative="1">
+      <w:start w:val="1"/>
+      <w:numFmt w:val="bullet"/>
+      <w:lvlText w:val=""/>
+      <w:lvlJc w:val="left"/>
+      <w:pPr>
+        <w:tabs>
+          <w:tab w:val="num" w:pos="2880"/>
+        </w:tabs>
+        <w:ind w:left="2880" w:hanging="360"/>
+      </w:pPr>
+      <w:rPr>
+        <w:rFonts w:ascii="Wingdings" w:hAnsi="Wingdings" w:hint="default"/>
+        <w:sz w:val="20"/>
+      </w:rPr>
+    </w:lvl>
+    <w:lvl w:ilvl="4" w:tentative="1">
+      <w:start w:val="1"/>
+      <w:numFmt w:val="bullet"/>
+      <w:lvlText w:val=""/>
+      <w:lvlJc w:val="left"/>
+      <w:pPr>
+        <w:tabs>
+          <w:tab w:val="num" w:pos="3600"/>
+        </w:tabs>
+        <w:ind w:left="3600" w:hanging="360"/>
+      </w:pPr>
+      <w:rPr>
+        <w:rFonts w:ascii="Wingdings" w:hAnsi="Wingdings" w:hint="default"/>
+        <w:sz w:val="20"/>
+      </w:rPr>
+    </w:lvl>
+    <w:lvl w:ilvl="5" w:tentative="1">
+      <w:start w:val="1"/>
+      <w:numFmt w:val="bullet"/>
+      <w:lvlText w:val=""/>
+      <w:lvlJc w:val="left"/>
+      <w:pPr>
+        <w:tabs>
+          <w:tab w:val="num" w:pos="4320"/>
+        </w:tabs>
+        <w:ind w:left="4320" w:hanging="360"/>
+      </w:pPr>
+      <w:rPr>
+        <w:rFonts w:ascii="Wingdings" w:hAnsi="Wingdings" w:hint="default"/>
+        <w:sz w:val="20"/>
+      </w:rPr>
+    </w:lvl>
+    <w:lvl w:ilvl="6" w:tentative="1">
+      <w:start w:val="1"/>
+      <w:numFmt w:val="bullet"/>
+      <w:lvlText w:val=""/>
+      <w:lvlJc w:val="left"/>
+      <w:pPr>
+        <w:tabs>
+          <w:tab w:val="num" w:pos="5040"/>
+        </w:tabs>
+        <w:ind w:left="5040" w:hanging="360"/>
+      </w:pPr>
+      <w:rPr>
+        <w:rFonts w:ascii="Wingdings" w:hAnsi="Wingdings" w:hint="default"/>
+        <w:sz w:val="20"/>
+      </w:rPr>
+    </w:lvl>
+    <w:lvl w:ilvl="7" w:tentative="1">
+      <w:start w:val="1"/>
+      <w:numFmt w:val="bullet"/>
+      <w:lvlText w:val=""/>
+      <w:lvlJc w:val="left"/>
+      <w:pPr>
+        <w:tabs>
+          <w:tab w:val="num" w:pos="5760"/>
+        </w:tabs>
+        <w:ind w:left="5760" w:hanging="360"/>
+      </w:pPr>
+      <w:rPr>
+        <w:rFonts w:ascii="Wingdings" w:hAnsi="Wingdings" w:hint="default"/>
+        <w:sz w:val="20"/>
+      </w:rPr>
+    </w:lvl>
+    <w:lvl w:ilvl="8" w:tentative="1">
+      <w:start w:val="1"/>
+      <w:numFmt w:val="bullet"/>
+      <w:lvlText w:val=""/>
+      <w:lvlJc w:val="left"/>
+      <w:pPr>
+        <w:tabs>
+          <w:tab w:val="num" w:pos="6480"/>
+        </w:tabs>
+        <w:ind w:left="6480" w:hanging="360"/>
+      </w:pPr>
+      <w:rPr>
+        <w:rFonts w:ascii="Wingdings" w:hAnsi="Wingdings" w:hint="default"/>
+        <w:sz w:val="20"/>
+      </w:rPr>
+    </w:lvl>
+  </w:abstractNum>
+  <w:abstractNum w:abstractNumId="4" w15:restartNumberingAfterBreak="0">
     <w:nsid w:val="43A96634"/>
     <w:multiLevelType w:val="multilevel"/>
     <w:tmpl w:val="53A0B688"/>
@@ -18808,7 +21246,305 @@
       </w:rPr>
     </w:lvl>
   </w:abstractNum>
-  <w:abstractNum w:abstractNumId="1" w15:restartNumberingAfterBreak="0">
+  <w:abstractNum w:abstractNumId="5" w15:restartNumberingAfterBreak="0">
+    <w:nsid w:val="442746D0"/>
+    <w:multiLevelType w:val="multilevel"/>
+    <w:tmpl w:val="B91E6404"/>
+    <w:lvl w:ilvl="0">
+      <w:start w:val="1"/>
+      <w:numFmt w:val="bullet"/>
+      <w:lvlText w:val=""/>
+      <w:lvlJc w:val="left"/>
+      <w:pPr>
+        <w:tabs>
+          <w:tab w:val="num" w:pos="720"/>
+        </w:tabs>
+        <w:ind w:left="720" w:hanging="360"/>
+      </w:pPr>
+      <w:rPr>
+        <w:rFonts w:ascii="Symbol" w:hAnsi="Symbol" w:hint="default"/>
+        <w:sz w:val="20"/>
+      </w:rPr>
+    </w:lvl>
+    <w:lvl w:ilvl="1" w:tentative="1">
+      <w:start w:val="1"/>
+      <w:numFmt w:val="bullet"/>
+      <w:lvlText w:val="o"/>
+      <w:lvlJc w:val="left"/>
+      <w:pPr>
+        <w:tabs>
+          <w:tab w:val="num" w:pos="1440"/>
+        </w:tabs>
+        <w:ind w:left="1440" w:hanging="360"/>
+      </w:pPr>
+      <w:rPr>
+        <w:rFonts w:ascii="Courier New" w:hAnsi="Courier New" w:hint="default"/>
+        <w:sz w:val="20"/>
+      </w:rPr>
+    </w:lvl>
+    <w:lvl w:ilvl="2" w:tentative="1">
+      <w:start w:val="1"/>
+      <w:numFmt w:val="bullet"/>
+      <w:lvlText w:val=""/>
+      <w:lvlJc w:val="left"/>
+      <w:pPr>
+        <w:tabs>
+          <w:tab w:val="num" w:pos="2160"/>
+        </w:tabs>
+        <w:ind w:left="2160" w:hanging="360"/>
+      </w:pPr>
+      <w:rPr>
+        <w:rFonts w:ascii="Wingdings" w:hAnsi="Wingdings" w:hint="default"/>
+        <w:sz w:val="20"/>
+      </w:rPr>
+    </w:lvl>
+    <w:lvl w:ilvl="3" w:tentative="1">
+      <w:start w:val="1"/>
+      <w:numFmt w:val="bullet"/>
+      <w:lvlText w:val=""/>
+      <w:lvlJc w:val="left"/>
+      <w:pPr>
+        <w:tabs>
+          <w:tab w:val="num" w:pos="2880"/>
+        </w:tabs>
+        <w:ind w:left="2880" w:hanging="360"/>
+      </w:pPr>
+      <w:rPr>
+        <w:rFonts w:ascii="Wingdings" w:hAnsi="Wingdings" w:hint="default"/>
+        <w:sz w:val="20"/>
+      </w:rPr>
+    </w:lvl>
+    <w:lvl w:ilvl="4" w:tentative="1">
+      <w:start w:val="1"/>
+      <w:numFmt w:val="bullet"/>
+      <w:lvlText w:val=""/>
+      <w:lvlJc w:val="left"/>
+      <w:pPr>
+        <w:tabs>
+          <w:tab w:val="num" w:pos="3600"/>
+        </w:tabs>
+        <w:ind w:left="3600" w:hanging="360"/>
+      </w:pPr>
+      <w:rPr>
+        <w:rFonts w:ascii="Wingdings" w:hAnsi="Wingdings" w:hint="default"/>
+        <w:sz w:val="20"/>
+      </w:rPr>
+    </w:lvl>
+    <w:lvl w:ilvl="5" w:tentative="1">
+      <w:start w:val="1"/>
+      <w:numFmt w:val="bullet"/>
+      <w:lvlText w:val=""/>
+      <w:lvlJc w:val="left"/>
+      <w:pPr>
+        <w:tabs>
+          <w:tab w:val="num" w:pos="4320"/>
+        </w:tabs>
+        <w:ind w:left="4320" w:hanging="360"/>
+      </w:pPr>
+      <w:rPr>
+        <w:rFonts w:ascii="Wingdings" w:hAnsi="Wingdings" w:hint="default"/>
+        <w:sz w:val="20"/>
+      </w:rPr>
+    </w:lvl>
+    <w:lvl w:ilvl="6" w:tentative="1">
+      <w:start w:val="1"/>
+      <w:numFmt w:val="bullet"/>
+      <w:lvlText w:val=""/>
+      <w:lvlJc w:val="left"/>
+      <w:pPr>
+        <w:tabs>
+          <w:tab w:val="num" w:pos="5040"/>
+        </w:tabs>
+        <w:ind w:left="5040" w:hanging="360"/>
+      </w:pPr>
+      <w:rPr>
+        <w:rFonts w:ascii="Wingdings" w:hAnsi="Wingdings" w:hint="default"/>
+        <w:sz w:val="20"/>
+      </w:rPr>
+    </w:lvl>
+    <w:lvl w:ilvl="7" w:tentative="1">
+      <w:start w:val="1"/>
+      <w:numFmt w:val="bullet"/>
+      <w:lvlText w:val=""/>
+      <w:lvlJc w:val="left"/>
+      <w:pPr>
+        <w:tabs>
+          <w:tab w:val="num" w:pos="5760"/>
+        </w:tabs>
+        <w:ind w:left="5760" w:hanging="360"/>
+      </w:pPr>
+      <w:rPr>
+        <w:rFonts w:ascii="Wingdings" w:hAnsi="Wingdings" w:hint="default"/>
+        <w:sz w:val="20"/>
+      </w:rPr>
+    </w:lvl>
+    <w:lvl w:ilvl="8" w:tentative="1">
+      <w:start w:val="1"/>
+      <w:numFmt w:val="bullet"/>
+      <w:lvlText w:val=""/>
+      <w:lvlJc w:val="left"/>
+      <w:pPr>
+        <w:tabs>
+          <w:tab w:val="num" w:pos="6480"/>
+        </w:tabs>
+        <w:ind w:left="6480" w:hanging="360"/>
+      </w:pPr>
+      <w:rPr>
+        <w:rFonts w:ascii="Wingdings" w:hAnsi="Wingdings" w:hint="default"/>
+        <w:sz w:val="20"/>
+      </w:rPr>
+    </w:lvl>
+  </w:abstractNum>
+  <w:abstractNum w:abstractNumId="6" w15:restartNumberingAfterBreak="0">
+    <w:nsid w:val="4F762475"/>
+    <w:multiLevelType w:val="multilevel"/>
+    <w:tmpl w:val="850A6450"/>
+    <w:lvl w:ilvl="0">
+      <w:start w:val="1"/>
+      <w:numFmt w:val="bullet"/>
+      <w:lvlText w:val=""/>
+      <w:lvlJc w:val="left"/>
+      <w:pPr>
+        <w:tabs>
+          <w:tab w:val="num" w:pos="720"/>
+        </w:tabs>
+        <w:ind w:left="720" w:hanging="360"/>
+      </w:pPr>
+      <w:rPr>
+        <w:rFonts w:ascii="Symbol" w:hAnsi="Symbol" w:hint="default"/>
+        <w:sz w:val="20"/>
+      </w:rPr>
+    </w:lvl>
+    <w:lvl w:ilvl="1" w:tentative="1">
+      <w:start w:val="1"/>
+      <w:numFmt w:val="bullet"/>
+      <w:lvlText w:val="o"/>
+      <w:lvlJc w:val="left"/>
+      <w:pPr>
+        <w:tabs>
+          <w:tab w:val="num" w:pos="1440"/>
+        </w:tabs>
+        <w:ind w:left="1440" w:hanging="360"/>
+      </w:pPr>
+      <w:rPr>
+        <w:rFonts w:ascii="Courier New" w:hAnsi="Courier New" w:hint="default"/>
+        <w:sz w:val="20"/>
+      </w:rPr>
+    </w:lvl>
+    <w:lvl w:ilvl="2" w:tentative="1">
+      <w:start w:val="1"/>
+      <w:numFmt w:val="bullet"/>
+      <w:lvlText w:val=""/>
+      <w:lvlJc w:val="left"/>
+      <w:pPr>
+        <w:tabs>
+          <w:tab w:val="num" w:pos="2160"/>
+        </w:tabs>
+        <w:ind w:left="2160" w:hanging="360"/>
+      </w:pPr>
+      <w:rPr>
+        <w:rFonts w:ascii="Wingdings" w:hAnsi="Wingdings" w:hint="default"/>
+        <w:sz w:val="20"/>
+      </w:rPr>
+    </w:lvl>
+    <w:lvl w:ilvl="3" w:tentative="1">
+      <w:start w:val="1"/>
+      <w:numFmt w:val="bullet"/>
+      <w:lvlText w:val=""/>
+      <w:lvlJc w:val="left"/>
+      <w:pPr>
+        <w:tabs>
+          <w:tab w:val="num" w:pos="2880"/>
+        </w:tabs>
+        <w:ind w:left="2880" w:hanging="360"/>
+      </w:pPr>
+      <w:rPr>
+        <w:rFonts w:ascii="Wingdings" w:hAnsi="Wingdings" w:hint="default"/>
+        <w:sz w:val="20"/>
+      </w:rPr>
+    </w:lvl>
+    <w:lvl w:ilvl="4" w:tentative="1">
+      <w:start w:val="1"/>
+      <w:numFmt w:val="bullet"/>
+      <w:lvlText w:val=""/>
+      <w:lvlJc w:val="left"/>
+      <w:pPr>
+        <w:tabs>
+          <w:tab w:val="num" w:pos="3600"/>
+        </w:tabs>
+        <w:ind w:left="3600" w:hanging="360"/>
+      </w:pPr>
+      <w:rPr>
+        <w:rFonts w:ascii="Wingdings" w:hAnsi="Wingdings" w:hint="default"/>
+        <w:sz w:val="20"/>
+      </w:rPr>
+    </w:lvl>
+    <w:lvl w:ilvl="5" w:tentative="1">
+      <w:start w:val="1"/>
+      <w:numFmt w:val="bullet"/>
+      <w:lvlText w:val=""/>
+      <w:lvlJc w:val="left"/>
+      <w:pPr>
+        <w:tabs>
+          <w:tab w:val="num" w:pos="4320"/>
+        </w:tabs>
+        <w:ind w:left="4320" w:hanging="360"/>
+      </w:pPr>
+      <w:rPr>
+        <w:rFonts w:ascii="Wingdings" w:hAnsi="Wingdings" w:hint="default"/>
+        <w:sz w:val="20"/>
+      </w:rPr>
+    </w:lvl>
+    <w:lvl w:ilvl="6" w:tentative="1">
+      <w:start w:val="1"/>
+      <w:numFmt w:val="bullet"/>
+      <w:lvlText w:val=""/>
+      <w:lvlJc w:val="left"/>
+      <w:pPr>
+        <w:tabs>
+          <w:tab w:val="num" w:pos="5040"/>
+        </w:tabs>
+        <w:ind w:left="5040" w:hanging="360"/>
+      </w:pPr>
+      <w:rPr>
+        <w:rFonts w:ascii="Wingdings" w:hAnsi="Wingdings" w:hint="default"/>
+        <w:sz w:val="20"/>
+      </w:rPr>
+    </w:lvl>
+    <w:lvl w:ilvl="7" w:tentative="1">
+      <w:start w:val="1"/>
+      <w:numFmt w:val="bullet"/>
+      <w:lvlText w:val=""/>
+      <w:lvlJc w:val="left"/>
+      <w:pPr>
+        <w:tabs>
+          <w:tab w:val="num" w:pos="5760"/>
+        </w:tabs>
+        <w:ind w:left="5760" w:hanging="360"/>
+      </w:pPr>
+      <w:rPr>
+        <w:rFonts w:ascii="Wingdings" w:hAnsi="Wingdings" w:hint="default"/>
+        <w:sz w:val="20"/>
+      </w:rPr>
+    </w:lvl>
+    <w:lvl w:ilvl="8" w:tentative="1">
+      <w:start w:val="1"/>
+      <w:numFmt w:val="bullet"/>
+      <w:lvlText w:val=""/>
+      <w:lvlJc w:val="left"/>
+      <w:pPr>
+        <w:tabs>
+          <w:tab w:val="num" w:pos="6480"/>
+        </w:tabs>
+        <w:ind w:left="6480" w:hanging="360"/>
+      </w:pPr>
+      <w:rPr>
+        <w:rFonts w:ascii="Wingdings" w:hAnsi="Wingdings" w:hint="default"/>
+        <w:sz w:val="20"/>
+      </w:rPr>
+    </w:lvl>
+  </w:abstractNum>
+  <w:abstractNum w:abstractNumId="7" w15:restartNumberingAfterBreak="0">
     <w:nsid w:val="69CD24B5"/>
     <w:multiLevelType w:val="multilevel"/>
     <w:tmpl w:val="CAB2AD84"/>
@@ -18900,10 +21636,28 @@
     </w:lvl>
   </w:abstractNum>
   <w:num w:numId="1" w16cid:durableId="1121261983">
+    <w:abstractNumId w:val="4"/>
+  </w:num>
+  <w:num w:numId="2" w16cid:durableId="768742832">
+    <w:abstractNumId w:val="7"/>
+  </w:num>
+  <w:num w:numId="3" w16cid:durableId="677922614">
+    <w:abstractNumId w:val="5"/>
+  </w:num>
+  <w:num w:numId="4" w16cid:durableId="1169634714">
+    <w:abstractNumId w:val="2"/>
+  </w:num>
+  <w:num w:numId="5" w16cid:durableId="993143724">
+    <w:abstractNumId w:val="3"/>
+  </w:num>
+  <w:num w:numId="6" w16cid:durableId="1863545464">
     <w:abstractNumId w:val="0"/>
   </w:num>
-  <w:num w:numId="2" w16cid:durableId="768742832">
+  <w:num w:numId="7" w16cid:durableId="1283729592">
     <w:abstractNumId w:val="1"/>
+  </w:num>
+  <w:num w:numId="8" w16cid:durableId="2027560027">
+    <w:abstractNumId w:val="6"/>
   </w:num>
 </w:numbering>
 </file>
@@ -19426,7 +22180,6 @@
   <w:style w:type="character" w:default="1" w:styleId="Policepardfaut">
     <w:name w:val="Default Paragraph Font"/>
     <w:uiPriority w:val="1"/>
-    <w:semiHidden/>
     <w:unhideWhenUsed/>
   </w:style>
   <w:style w:type="table" w:default="1" w:styleId="TableauNormal">
@@ -19508,7 +22261,6 @@
       <w:tblCellMar>
         <w:top w:w="28" w:type="dxa"/>
         <w:left w:w="108" w:type="dxa"/>
-        <w:bottom w:w="0" w:type="dxa"/>
         <w:right w:w="108" w:type="dxa"/>
       </w:tblCellMar>
     </w:tblPr>
@@ -19524,7 +22276,6 @@
       <w:tblCellMar>
         <w:top w:w="28" w:type="dxa"/>
         <w:left w:w="108" w:type="dxa"/>
-        <w:bottom w:w="0" w:type="dxa"/>
         <w:right w:w="108" w:type="dxa"/>
       </w:tblCellMar>
     </w:tblPr>
@@ -19540,7 +22291,6 @@
       <w:tblCellMar>
         <w:top w:w="57" w:type="dxa"/>
         <w:left w:w="108" w:type="dxa"/>
-        <w:bottom w:w="0" w:type="dxa"/>
         <w:right w:w="108" w:type="dxa"/>
       </w:tblCellMar>
     </w:tblPr>
@@ -19556,7 +22306,6 @@
       <w:tblCellMar>
         <w:top w:w="57" w:type="dxa"/>
         <w:left w:w="108" w:type="dxa"/>
-        <w:bottom w:w="0" w:type="dxa"/>
         <w:right w:w="108" w:type="dxa"/>
       </w:tblCellMar>
     </w:tblPr>
@@ -19572,7 +22321,6 @@
       <w:tblCellMar>
         <w:top w:w="57" w:type="dxa"/>
         <w:left w:w="108" w:type="dxa"/>
-        <w:bottom w:w="0" w:type="dxa"/>
         <w:right w:w="108" w:type="dxa"/>
       </w:tblCellMar>
     </w:tblPr>
@@ -19588,7 +22336,6 @@
       <w:tblCellMar>
         <w:top w:w="57" w:type="dxa"/>
         <w:left w:w="108" w:type="dxa"/>
-        <w:bottom w:w="0" w:type="dxa"/>
         <w:right w:w="108" w:type="dxa"/>
       </w:tblCellMar>
     </w:tblPr>
@@ -19604,7 +22351,6 @@
       <w:tblCellMar>
         <w:top w:w="57" w:type="dxa"/>
         <w:left w:w="108" w:type="dxa"/>
-        <w:bottom w:w="0" w:type="dxa"/>
         <w:right w:w="108" w:type="dxa"/>
       </w:tblCellMar>
     </w:tblPr>
@@ -19620,7 +22366,6 @@
       <w:tblCellMar>
         <w:top w:w="57" w:type="dxa"/>
         <w:left w:w="108" w:type="dxa"/>
-        <w:bottom w:w="0" w:type="dxa"/>
         <w:right w:w="108" w:type="dxa"/>
       </w:tblCellMar>
     </w:tblPr>
@@ -19636,7 +22381,6 @@
       <w:tblCellMar>
         <w:top w:w="57" w:type="dxa"/>
         <w:left w:w="108" w:type="dxa"/>
-        <w:bottom w:w="0" w:type="dxa"/>
         <w:right w:w="108" w:type="dxa"/>
       </w:tblCellMar>
     </w:tblPr>
@@ -19652,7 +22396,6 @@
       <w:tblCellMar>
         <w:top w:w="57" w:type="dxa"/>
         <w:left w:w="108" w:type="dxa"/>
-        <w:bottom w:w="0" w:type="dxa"/>
         <w:right w:w="108" w:type="dxa"/>
       </w:tblCellMar>
     </w:tblPr>
@@ -19668,7 +22411,6 @@
       <w:tblCellMar>
         <w:top w:w="57" w:type="dxa"/>
         <w:left w:w="108" w:type="dxa"/>
-        <w:bottom w:w="0" w:type="dxa"/>
         <w:right w:w="108" w:type="dxa"/>
       </w:tblCellMar>
     </w:tblPr>
@@ -19684,7 +22426,6 @@
       <w:tblCellMar>
         <w:top w:w="57" w:type="dxa"/>
         <w:left w:w="108" w:type="dxa"/>
-        <w:bottom w:w="0" w:type="dxa"/>
         <w:right w:w="108" w:type="dxa"/>
       </w:tblCellMar>
     </w:tblPr>
@@ -19700,7 +22441,6 @@
       <w:tblCellMar>
         <w:top w:w="57" w:type="dxa"/>
         <w:left w:w="108" w:type="dxa"/>
-        <w:bottom w:w="0" w:type="dxa"/>
         <w:right w:w="108" w:type="dxa"/>
       </w:tblCellMar>
     </w:tblPr>
@@ -19716,7 +22456,6 @@
       <w:tblCellMar>
         <w:top w:w="57" w:type="dxa"/>
         <w:left w:w="108" w:type="dxa"/>
-        <w:bottom w:w="0" w:type="dxa"/>
         <w:right w:w="108" w:type="dxa"/>
       </w:tblCellMar>
     </w:tblPr>
@@ -19732,7 +22471,6 @@
       <w:tblCellMar>
         <w:top w:w="57" w:type="dxa"/>
         <w:left w:w="108" w:type="dxa"/>
-        <w:bottom w:w="0" w:type="dxa"/>
         <w:right w:w="108" w:type="dxa"/>
       </w:tblCellMar>
     </w:tblPr>
@@ -19748,7 +22486,6 @@
       <w:tblCellMar>
         <w:top w:w="57" w:type="dxa"/>
         <w:left w:w="108" w:type="dxa"/>
-        <w:bottom w:w="0" w:type="dxa"/>
         <w:right w:w="108" w:type="dxa"/>
       </w:tblCellMar>
     </w:tblPr>
@@ -19764,7 +22501,6 @@
       <w:tblCellMar>
         <w:top w:w="57" w:type="dxa"/>
         <w:left w:w="108" w:type="dxa"/>
-        <w:bottom w:w="0" w:type="dxa"/>
         <w:right w:w="108" w:type="dxa"/>
       </w:tblCellMar>
     </w:tblPr>
@@ -19778,9 +22514,7 @@
       <w:tblStyleRowBandSize w:val="1"/>
       <w:tblStyleColBandSize w:val="1"/>
       <w:tblCellMar>
-        <w:top w:w="0" w:type="dxa"/>
         <w:left w:w="108" w:type="dxa"/>
-        <w:bottom w:w="0" w:type="dxa"/>
         <w:right w:w="108" w:type="dxa"/>
       </w:tblCellMar>
     </w:tblPr>
@@ -19794,9 +22528,7 @@
       <w:tblStyleRowBandSize w:val="1"/>
       <w:tblStyleColBandSize w:val="1"/>
       <w:tblCellMar>
-        <w:top w:w="0" w:type="dxa"/>
         <w:left w:w="108" w:type="dxa"/>
-        <w:bottom w:w="0" w:type="dxa"/>
         <w:right w:w="108" w:type="dxa"/>
       </w:tblCellMar>
     </w:tblPr>
@@ -19810,9 +22542,7 @@
       <w:tblStyleRowBandSize w:val="1"/>
       <w:tblStyleColBandSize w:val="1"/>
       <w:tblCellMar>
-        <w:top w:w="0" w:type="dxa"/>
         <w:left w:w="108" w:type="dxa"/>
-        <w:bottom w:w="0" w:type="dxa"/>
         <w:right w:w="108" w:type="dxa"/>
       </w:tblCellMar>
     </w:tblPr>
@@ -19826,9 +22556,7 @@
       <w:tblStyleRowBandSize w:val="1"/>
       <w:tblStyleColBandSize w:val="1"/>
       <w:tblCellMar>
-        <w:top w:w="0" w:type="dxa"/>
         <w:left w:w="108" w:type="dxa"/>
-        <w:bottom w:w="0" w:type="dxa"/>
         <w:right w:w="108" w:type="dxa"/>
       </w:tblCellMar>
     </w:tblPr>
@@ -19842,9 +22570,7 @@
       <w:tblStyleRowBandSize w:val="1"/>
       <w:tblStyleColBandSize w:val="1"/>
       <w:tblCellMar>
-        <w:top w:w="0" w:type="dxa"/>
         <w:left w:w="108" w:type="dxa"/>
-        <w:bottom w:w="0" w:type="dxa"/>
         <w:right w:w="108" w:type="dxa"/>
       </w:tblCellMar>
     </w:tblPr>
